--- a/outputs/a41/a41_ficha_tecnica.docx
+++ b/outputs/a41/a41_ficha_tecnica.docx
@@ -1,8 +1,8 @@
 
 <file path=word/document.xml><?xml version="1.0" encoding="utf-8"?>
-<w:document xmlns:w="http://schemas.openxmlformats.org/wordprocessingml/2006/main" xmlns:ns1="http://schemas.openxmlformats.org/markup-compatibility/2006" xmlns:ns2="http://schemas.microsoft.com/office/word/2010/wordml" xmlns:ns3="http://schemas.openxmlformats.org/drawingml/2006/wordprocessingDrawing" xmlns:ns4="http://schemas.microsoft.com/office/word/2010/wordprocessingDrawing" xmlns:ns5="http://schemas.openxmlformats.org/drawingml/2006/main" xmlns:ns6="http://schemas.openxmlformats.org/drawingml/2006/picture" xmlns:ns7="http://schemas.openxmlformats.org/officeDocument/2006/relationships" xmlns:w15="http://schemas.microsoft.com/office/word/2012/wordml" xmlns:w16="http://schemas.microsoft.com/office/word/2018/wordml" xmlns:w16cex="http://schemas.microsoft.com/office/word/2018/wordml/cex" xmlns:w16cid="http://schemas.microsoft.com/office/word/2016/wordml/cid" xmlns:w16du="http://schemas.microsoft.com/office/word/2023/wordml/word16du" xmlns:w16se="http://schemas.microsoft.com/office/word/2015/wordml/symex" xmlns:w16sdtfl="http://schemas.microsoft.com/office/word/2020/wordml/sdtdatahash" xmlns:w16sdtdh="http://schemas.microsoft.com/office/word/2020/wordml/sdtdatahash" xmlns:w14="http://schemas.microsoft.com/office/word/2010/wordml" xmlns:wp14="http://schemas.microsoft.com/office/word/2010/wordprocessingDrawing" ns1:Ignorable="w14 w15 w16se w16cid w16 w16cex w16sdtdh w16sdtfl w16du wp14">
+<w:document xmlns:wpc="http://schemas.microsoft.com/office/word/2010/wordprocessingCanvas" xmlns:cx="http://schemas.microsoft.com/office/drawing/2014/chartex" xmlns:cx1="http://schemas.microsoft.com/office/drawing/2015/9/8/chartex" xmlns:cx2="http://schemas.microsoft.com/office/drawing/2015/10/21/chartex" xmlns:cx3="http://schemas.microsoft.com/office/drawing/2016/5/9/chartex" xmlns:cx4="http://schemas.microsoft.com/office/drawing/2016/5/10/chartex" xmlns:cx5="http://schemas.microsoft.com/office/drawing/2016/5/11/chartex" xmlns:cx6="http://schemas.microsoft.com/office/drawing/2016/5/12/chartex" xmlns:cx7="http://schemas.microsoft.com/office/drawing/2016/5/13/chartex" xmlns:cx8="http://schemas.microsoft.com/office/drawing/2016/5/14/chartex" xmlns:mc="http://schemas.openxmlformats.org/markup-compatibility/2006" xmlns:aink="http://schemas.microsoft.com/office/drawing/2016/ink" xmlns:am3d="http://schemas.microsoft.com/office/drawing/2017/model3d" xmlns:o="urn:schemas-microsoft-com:office:office" xmlns:oel="http://schemas.microsoft.com/office/2019/extlst" xmlns:r="http://schemas.openxmlformats.org/officeDocument/2006/relationships" xmlns:m="http://schemas.openxmlformats.org/officeDocument/2006/math" xmlns:v="urn:schemas-microsoft-com:vml" xmlns:wp14="http://schemas.microsoft.com/office/word/2010/wordprocessingDrawing" xmlns:wp="http://schemas.openxmlformats.org/drawingml/2006/wordprocessingDrawing" xmlns:w10="urn:schemas-microsoft-com:office:word" xmlns:w="http://schemas.openxmlformats.org/wordprocessingml/2006/main" xmlns:w14="http://schemas.microsoft.com/office/word/2010/wordml" xmlns:w15="http://schemas.microsoft.com/office/word/2012/wordml" xmlns:w16cex="http://schemas.microsoft.com/office/word/2018/wordml/cex" xmlns:w16cid="http://schemas.microsoft.com/office/word/2016/wordml/cid" xmlns:w16="http://schemas.microsoft.com/office/word/2018/wordml" xmlns:w16du="http://schemas.microsoft.com/office/word/2023/wordml/word16du" xmlns:w16sdtdh="http://schemas.microsoft.com/office/word/2020/wordml/sdtdatahash" xmlns:w16sdtfl="http://schemas.microsoft.com/office/word/2024/wordml/sdtformatlock" xmlns:w16se="http://schemas.microsoft.com/office/word/2015/wordml/symex" xmlns:wpg="http://schemas.microsoft.com/office/word/2010/wordprocessingGroup" xmlns:wpi="http://schemas.microsoft.com/office/word/2010/wordprocessingInk" xmlns:wne="http://schemas.microsoft.com/office/word/2006/wordml" xmlns:wps="http://schemas.microsoft.com/office/word/2010/wordprocessingShape" mc:Ignorable="w14 w15 w16se w16cid w16 w16cex w16sdtdh w16sdtfl w16du wp14">
   <w:body>
-    <w:p ns2:paraId="626D87FC" ns2:textId="77777777">
+    <w:p>
       <w:pPr>
         <w:widowControl w:val="0"/>
         <w:pBdr>
@@ -15,120 +15,120 @@
         <w:spacing w:after="0" w:line="276" w:lineRule="auto"/>
       </w:pPr>
     </w:p>
-    <w:p ns2:paraId="1F06B188" ns2:textId="77777777">
+    <w:p>
       <w:r>
         <w:rPr>
           <w:noProof/>
         </w:rPr>
         <w:drawing>
-          <ns3:anchor distT="0" distB="0" distL="114300" distR="114300" simplePos="0" relativeHeight="251658240" behindDoc="0" locked="0" layoutInCell="1" hidden="0" allowOverlap="1" ns4:anchorId="7490E72F" ns4:editId="7601E0FE">
-            <ns3:simplePos x="0" y="0"/>
-            <ns3:positionH relativeFrom="column">
-              <ns3:posOffset>590550</ns3:posOffset>
-            </ns3:positionH>
-            <ns3:positionV relativeFrom="paragraph">
-              <ns3:posOffset>0</ns3:posOffset>
-            </ns3:positionV>
-            <ns3:extent cx="3373120" cy="2032000"/>
-            <ns3:effectExtent l="0" t="0" r="0" b="0"/>
-            <ns3:wrapSquare wrapText="bothSides" distT="0" distB="0" distL="114300" distR="114300"/>
-            <ns3:docPr id="1001" name="image5.jpg" descr="A logo with green leaves  AI-generated content may be incorrect."/>
-            <ns3:cNvGraphicFramePr/>
-            <ns5:graphic>
-              <ns5:graphicData uri="http://schemas.openxmlformats.org/drawingml/2006/picture">
-                <ns6:pic>
-                  <ns6:nvPicPr>
-                    <ns6:cNvPr id="0" name="image5.jpg" descr="A logo with green leaves  AI-generated content may be incorrect."/>
-                    <ns6:cNvPicPr preferRelativeResize="0"/>
-                  </ns6:nvPicPr>
-                  <ns6:blipFill>
-                    <ns5:blip ns7:embed="rId9"/>
-                    <ns5:srcRect/>
-                    <ns5:stretch>
-                      <ns5:fillRect/>
-                    </ns5:stretch>
-                  </ns6:blipFill>
-                  <ns6:spPr>
-                    <ns5:xfrm>
-                      <ns5:off x="0" y="0"/>
-                      <ns5:ext cx="3373120" cy="2032000"/>
-                    </ns5:xfrm>
-                    <ns5:prstGeom prst="rect">
-                      <ns5:avLst/>
-                    </ns5:prstGeom>
-                    <ns5:ln/>
-                  </ns6:spPr>
-                </ns6:pic>
-              </ns5:graphicData>
-            </ns5:graphic>
-          </ns3:anchor>
+          <wp:anchor distT="0" distB="0" distL="114300" distR="114300" simplePos="0" relativeHeight="251658240" behindDoc="0" locked="0" layoutInCell="1" hidden="0" allowOverlap="1" wp14:anchorId="7490E72F" wp14:editId="7601E0FE">
+            <wp:simplePos x="0" y="0"/>
+            <wp:positionH relativeFrom="column">
+              <wp:posOffset>590550</wp:posOffset>
+            </wp:positionH>
+            <wp:positionV relativeFrom="paragraph">
+              <wp:posOffset>0</wp:posOffset>
+            </wp:positionV>
+            <wp:extent cx="3373120" cy="2032000"/>
+            <wp:effectExtent l="0" t="0" r="0" b="0"/>
+            <wp:wrapSquare wrapText="bothSides" distT="0" distB="0" distL="114300" distR="114300"/>
+            <wp:docPr id="1001" name="image5.jpg" descr="A logo with green leaves  AI-generated content may be incorrect."/>
+            <wp:cNvGraphicFramePr/>
+            <a:graphic xmlns:a="http://schemas.openxmlformats.org/drawingml/2006/main">
+              <a:graphicData uri="http://schemas.openxmlformats.org/drawingml/2006/picture">
+                <pic:pic xmlns:pic="http://schemas.openxmlformats.org/drawingml/2006/picture">
+                  <pic:nvPicPr>
+                    <pic:cNvPr id="0" name="image5.jpg" descr="A logo with green leaves  AI-generated content may be incorrect."/>
+                    <pic:cNvPicPr preferRelativeResize="0"/>
+                  </pic:nvPicPr>
+                  <pic:blipFill>
+                    <a:blip r:embed="rId9"/>
+                    <a:srcRect/>
+                    <a:stretch>
+                      <a:fillRect/>
+                    </a:stretch>
+                  </pic:blipFill>
+                  <pic:spPr>
+                    <a:xfrm>
+                      <a:off x="0" y="0"/>
+                      <a:ext cx="3373120" cy="2032000"/>
+                    </a:xfrm>
+                    <a:prstGeom prst="rect">
+                      <a:avLst/>
+                    </a:prstGeom>
+                    <a:ln/>
+                  </pic:spPr>
+                </pic:pic>
+              </a:graphicData>
+            </a:graphic>
+          </wp:anchor>
         </w:drawing>
       </w:r>
     </w:p>
-    <w:p ns2:paraId="5ED55FDB" ns2:textId="77777777"/>
-    <w:p ns2:paraId="3ACB5044" ns2:textId="77777777"/>
-    <w:p ns2:paraId="24D31646" ns2:textId="77777777">
+    <w:p/>
+    <w:p/>
+    <w:p>
       <w:r>
         <w:rPr>
           <w:noProof/>
         </w:rPr>
         <w:drawing>
-          <ns3:anchor distT="0" distB="0" distL="114300" distR="114300" simplePos="0" relativeHeight="251659264" behindDoc="0" locked="0" layoutInCell="1" hidden="0" allowOverlap="1" ns4:anchorId="41217845" ns4:editId="3C0FBC9E">
-            <ns3:simplePos x="0" y="0"/>
-            <ns3:positionH relativeFrom="column">
-              <ns3:posOffset>2634615</ns3:posOffset>
-            </ns3:positionH>
-            <ns3:positionV relativeFrom="paragraph">
-              <ns3:posOffset>130810</ns3:posOffset>
-            </ns3:positionV>
-            <ns3:extent cx="2266950" cy="1295400"/>
-            <ns3:effectExtent l="0" t="0" r="0" b="0"/>
-            <ns3:wrapNone/>
-            <ns3:docPr id="1002" name="image1.png" descr="A black background with white text and brown lines  AI-generated content may be incorrect."/>
-            <ns3:cNvGraphicFramePr/>
-            <ns5:graphic>
-              <ns5:graphicData uri="http://schemas.openxmlformats.org/drawingml/2006/picture">
-                <ns6:pic>
-                  <ns6:nvPicPr>
-                    <ns6:cNvPr id="0" name="image1.png" descr="A black background with white text and brown lines  AI-generated content may be incorrect."/>
-                    <ns6:cNvPicPr preferRelativeResize="0"/>
-                  </ns6:nvPicPr>
-                  <ns6:blipFill>
-                    <ns5:blip ns7:embed="rId10"/>
-                    <ns5:srcRect/>
-                    <ns5:stretch>
-                      <ns5:fillRect/>
-                    </ns5:stretch>
-                  </ns6:blipFill>
-                  <ns6:spPr>
-                    <ns5:xfrm>
-                      <ns5:off x="0" y="0"/>
-                      <ns5:ext cx="2266950" cy="1295400"/>
-                    </ns5:xfrm>
-                    <ns5:prstGeom prst="rect">
-                      <ns5:avLst/>
-                    </ns5:prstGeom>
-                    <ns5:ln/>
-                  </ns6:spPr>
-                </ns6:pic>
-              </ns5:graphicData>
-            </ns5:graphic>
-          </ns3:anchor>
+          <wp:anchor distT="0" distB="0" distL="114300" distR="114300" simplePos="0" relativeHeight="251659264" behindDoc="0" locked="0" layoutInCell="1" hidden="0" allowOverlap="1" wp14:anchorId="41217845" wp14:editId="3C0FBC9E">
+            <wp:simplePos x="0" y="0"/>
+            <wp:positionH relativeFrom="column">
+              <wp:posOffset>2634615</wp:posOffset>
+            </wp:positionH>
+            <wp:positionV relativeFrom="paragraph">
+              <wp:posOffset>130810</wp:posOffset>
+            </wp:positionV>
+            <wp:extent cx="2266950" cy="1295400"/>
+            <wp:effectExtent l="0" t="0" r="0" b="0"/>
+            <wp:wrapNone/>
+            <wp:docPr id="1002" name="image1.png" descr="A black background with white text and brown lines  AI-generated content may be incorrect."/>
+            <wp:cNvGraphicFramePr/>
+            <a:graphic xmlns:a="http://schemas.openxmlformats.org/drawingml/2006/main">
+              <a:graphicData uri="http://schemas.openxmlformats.org/drawingml/2006/picture">
+                <pic:pic xmlns:pic="http://schemas.openxmlformats.org/drawingml/2006/picture">
+                  <pic:nvPicPr>
+                    <pic:cNvPr id="0" name="image1.png" descr="A black background with white text and brown lines  AI-generated content may be incorrect."/>
+                    <pic:cNvPicPr preferRelativeResize="0"/>
+                  </pic:nvPicPr>
+                  <pic:blipFill>
+                    <a:blip r:embed="rId10"/>
+                    <a:srcRect/>
+                    <a:stretch>
+                      <a:fillRect/>
+                    </a:stretch>
+                  </pic:blipFill>
+                  <pic:spPr>
+                    <a:xfrm>
+                      <a:off x="0" y="0"/>
+                      <a:ext cx="2266950" cy="1295400"/>
+                    </a:xfrm>
+                    <a:prstGeom prst="rect">
+                      <a:avLst/>
+                    </a:prstGeom>
+                    <a:ln/>
+                  </pic:spPr>
+                </pic:pic>
+              </a:graphicData>
+            </a:graphic>
+          </wp:anchor>
         </w:drawing>
       </w:r>
     </w:p>
-    <w:p ns2:paraId="510A3F8A" ns2:textId="77777777"/>
-    <w:p ns2:paraId="11346F3F" ns2:textId="77777777"/>
-    <w:p ns2:paraId="239C7CC2" ns2:textId="77777777"/>
-    <w:p ns2:paraId="456AF325" ns2:textId="77777777"/>
-    <w:p ns2:paraId="32FEB606" ns2:textId="77777777">
+    <w:p/>
+    <w:p/>
+    <w:p/>
+    <w:p/>
+    <w:p>
       <w:pPr>
         <w:jc w:val="right"/>
       </w:pPr>
     </w:p>
-    <w:p ns2:paraId="7099C703" ns2:textId="77777777"/>
-    <w:p ns2:paraId="5674BF31" ns2:textId="77777777"/>
-    <w:p ns2:paraId="57D79371" ns2:textId="77777777">
+    <w:p/>
+    <w:p/>
+    <w:p>
       <w:pPr>
         <w:rPr>
           <w:rFonts w:ascii="Liberation Sans Regular" w:eastAsia="Liberation Sans Regular" w:hAnsi="Liberation Sans Regular" w:cs="Liberation Sans Regular"/>
@@ -138,7 +138,7 @@
         </w:rPr>
       </w:pPr>
     </w:p>
-    <w:p ns2:paraId="04402B53" ns2:textId="77777777">
+    <w:p>
       <w:pPr>
         <w:ind w:left="993"/>
         <w:rPr>
@@ -158,7 +158,7 @@
         <w:t>Ficha técnica del modelo</w:t>
       </w:r>
     </w:p>
-    <w:p ns2:paraId="2CCAB764" ns2:textId="77777777">
+    <w:p>
       <w:pPr>
         <w:ind w:left="993"/>
         <w:rPr>
@@ -175,10 +175,10 @@
           <w:sz w:val="60"/>
           <w:szCs w:val="60"/>
         </w:rPr>
-        <w:t xml:space="preserve">a41 · meat-curing-machinery-acoustic-anomaly</w:t>
+        <w:t>a41 · meat-curing-machinery-acoustic-anomaly</w:t>
       </w:r>
     </w:p>
-    <w:p ns2:paraId="77EA3F8E" ns2:textId="77777777">
+    <w:p>
       <w:pPr>
         <w:shd w:val="clear" w:color="auto" w:fill="E3EFDD"/>
         <w:ind w:left="993" w:right="2267" w:firstLine="140"/>
@@ -196,10 +196,10 @@
           <w:sz w:val="44"/>
           <w:szCs w:val="44"/>
         </w:rPr>
-        <w:t xml:space="preserve">Especificación técnica para integración en la plataforma DatagIA</w:t>
+        <w:t>Especificación técnica para integración en la plataforma DatagIA</w:t>
       </w:r>
     </w:p>
-    <w:p ns2:paraId="70952EAF" ns2:textId="77777777">
+    <w:p>
       <w:pPr>
         <w:ind w:left="993"/>
         <w:rPr>
@@ -216,186 +216,75 @@
           <w:sz w:val="32"/>
           <w:szCs w:val="32"/>
         </w:rPr>
-        <w:t xml:space="preserve">Octubre 2026</w:t>
+        <w:t>Octubre 2026</w:t>
       </w:r>
     </w:p>
-    <w:p ns2:paraId="262CD268" ns2:textId="77777777">
+    <w:p>
       <w:r>
         <w:rPr>
           <w:noProof/>
         </w:rPr>
         <w:drawing>
-          <ns3:anchor distT="0" distB="0" distL="0" distR="0" simplePos="0" relativeHeight="251660288" behindDoc="1" locked="0" layoutInCell="1" hidden="0" allowOverlap="1" ns4:anchorId="42C3D32A" ns4:editId="6D88BCF5">
-            <ns3:simplePos x="0" y="0"/>
-            <ns3:positionH relativeFrom="margin">
-              <ns3:align>center</ns3:align>
-            </ns3:positionH>
-            <ns3:positionV relativeFrom="margin">
-              <ns3:align>center</ns3:align>
-            </ns3:positionV>
-            <ns3:extent cx="5397500" cy="5280025"/>
-            <ns3:effectExtent l="0" t="0" r="0" b="0"/>
-            <ns3:wrapNone/>
-            <ns3:docPr id="1003" name="image2.png"/>
-            <ns3:cNvGraphicFramePr/>
-            <ns5:graphic>
-              <ns5:graphicData uri="http://schemas.openxmlformats.org/drawingml/2006/picture">
-                <ns6:pic>
-                  <ns6:nvPicPr>
-                    <ns6:cNvPr id="0" name="image2.png"/>
-                    <ns6:cNvPicPr preferRelativeResize="0"/>
-                  </ns6:nvPicPr>
-                  <ns6:blipFill>
-                    <ns5:blip ns7:embed="rId11"/>
-                    <ns5:srcRect/>
-                    <ns5:stretch>
-                      <ns5:fillRect/>
-                    </ns5:stretch>
-                  </ns6:blipFill>
-                  <ns6:spPr>
-                    <ns5:xfrm>
-                      <ns5:off x="0" y="0"/>
-                      <ns5:ext cx="5397500" cy="5280025"/>
-                    </ns5:xfrm>
-                    <ns5:prstGeom prst="rect">
-                      <ns5:avLst/>
-                    </ns5:prstGeom>
-                    <ns5:ln/>
-                  </ns6:spPr>
-                </ns6:pic>
-              </ns5:graphicData>
-            </ns5:graphic>
-          </ns3:anchor>
+          <wp:anchor distT="0" distB="0" distL="0" distR="0" simplePos="0" relativeHeight="251660288" behindDoc="1" locked="0" layoutInCell="1" hidden="0" allowOverlap="1" wp14:anchorId="42C3D32A" wp14:editId="6D88BCF5">
+            <wp:simplePos x="0" y="0"/>
+            <wp:positionH relativeFrom="margin">
+              <wp:align>center</wp:align>
+            </wp:positionH>
+            <wp:positionV relativeFrom="margin">
+              <wp:align>center</wp:align>
+            </wp:positionV>
+            <wp:extent cx="5397500" cy="5280025"/>
+            <wp:effectExtent l="0" t="0" r="0" b="0"/>
+            <wp:wrapNone/>
+            <wp:docPr id="1003" name="image2.png"/>
+            <wp:cNvGraphicFramePr/>
+            <a:graphic xmlns:a="http://schemas.openxmlformats.org/drawingml/2006/main">
+              <a:graphicData uri="http://schemas.openxmlformats.org/drawingml/2006/picture">
+                <pic:pic xmlns:pic="http://schemas.openxmlformats.org/drawingml/2006/picture">
+                  <pic:nvPicPr>
+                    <pic:cNvPr id="0" name="image2.png"/>
+                    <pic:cNvPicPr preferRelativeResize="0"/>
+                  </pic:nvPicPr>
+                  <pic:blipFill>
+                    <a:blip r:embed="rId11"/>
+                    <a:srcRect/>
+                    <a:stretch>
+                      <a:fillRect/>
+                    </a:stretch>
+                  </pic:blipFill>
+                  <pic:spPr>
+                    <a:xfrm>
+                      <a:off x="0" y="0"/>
+                      <a:ext cx="5397500" cy="5280025"/>
+                    </a:xfrm>
+                    <a:prstGeom prst="rect">
+                      <a:avLst/>
+                    </a:prstGeom>
+                    <a:ln/>
+                  </pic:spPr>
+                </pic:pic>
+              </a:graphicData>
+            </a:graphic>
+          </wp:anchor>
         </w:drawing>
       </w:r>
       <w:r>
         <w:br w:type="page"/>
       </w:r>
     </w:p>
-    <w:p ns2:paraId="2090A9BD" ns2:textId="77777777"/>
-    <w:p ns2:paraId="49E44998" ns2:textId="77777777"/>
-    <w:p ns2:paraId="3C91F572" ns2:textId="77777777">
+    <w:p>
       <w:pPr>
-        <w:rPr>
-          <w:rFonts w:ascii="Liberalisation sans narrow" w:eastAsia="Liberalisation sans narrow" w:hAnsi="Liberalisation sans narrow" w:cs="Liberalisation sans narrow"/>
-          <w:b/>
-          <w:bCs/>
-        </w:rPr>
-      </w:pPr>
-    </w:p>
-    <w:p ns2:paraId="4681F6B2" ns2:textId="77777777">
-      <w:pPr>
-        <w:keepLines/>
-        <w:spacing w:before="120" w:after="120" w:line="276" w:lineRule="auto"/>
-        <w:jc w:val="both"/>
-        <w:rPr>
-          <w:rFonts w:ascii="Liberalisation sans narrow" w:eastAsia="Liberalisation sans narrow" w:hAnsi="Liberalisation sans narrow" w:cs="Liberalisation sans narrow"/>
-        </w:rPr>
-      </w:pPr>
-      <w:r>
-        <w:br w:type="page"/>
-      </w:r>
-    </w:p>
-    <w:p ns2:paraId="02E1F42B" ns2:textId="77777777">
-      <w:pPr>
-        <w:keepLines/>
-        <w:spacing w:before="120" w:after="120" w:line="276" w:lineRule="auto"/>
-        <w:jc w:val="both"/>
-        <w:rPr>
-          <w:rFonts w:ascii="Liberalisation sans narrow" w:eastAsia="Liberalisation sans narrow" w:hAnsi="Liberalisation sans narrow" w:cs="Liberalisation sans narrow"/>
-        </w:rPr>
-      </w:pPr>
-    </w:p>
-    <w:p ns2:paraId="3160BF82" ns2:textId="77777777">
-      <w:pPr>
-        <w:keepLines/>
-        <w:spacing w:before="120" w:after="120" w:line="276" w:lineRule="auto"/>
-        <w:jc w:val="both"/>
-        <w:rPr>
-          <w:rFonts w:ascii="Liberalisation sans narrow" w:eastAsia="Liberalisation sans narrow" w:hAnsi="Liberalisation sans narrow" w:cs="Liberalisation sans narrow"/>
-        </w:rPr>
-      </w:pPr>
-    </w:p>
-    <w:p ns2:paraId="7108173E" ns2:textId="6E1C69EF">
-      <w:pPr>
-        <w:pBdr>
-          <w:top w:val="nil"/>
-          <w:left w:val="nil"/>
-          <w:bottom w:val="nil"/>
-          <w:right w:val="nil"/>
-          <w:between w:val="nil"/>
-        </w:pBdr>
-        <w:tabs>
-          <w:tab w:val="right" w:leader="dot" w:pos="8494"/>
-        </w:tabs>
-        <w:spacing w:after="100"/>
-      </w:pPr>
-    </w:p>
-    <w:p ns2:paraId="208779DB" ns2:textId="0AFB4AE3">
-      <w:pPr>
-        <w:rPr>
-          <w:rFonts w:ascii="Liberalisation sans narrow" w:eastAsia="Liberalisation sans narrow" w:hAnsi="Liberalisation sans narrow" w:cs="Liberalisation sans narrow"/>
-          <w:color w:val="203441"/>
-        </w:rPr>
-      </w:pPr>
-      <w:r>
-        <w:br w:type="page"/>
-      </w:r>
-      <w:bookmarkStart w:id="0" w:name="_heading=h.33jjin156j5n" w:colFirst="0" w:colLast="0"/>
-      <w:bookmarkEnd w:id="0"/>
-    </w:p>
-    <w:p ns2:paraId="162D2D39" ns2:textId="3B463319">
-      <w:pPr>
-        <w:rPr>
-          <w:rFonts w:ascii="Liberation sans narrow" w:eastAsia="Liberation sans narrow" w:hAnsi="Liberation sans narrow" w:cs="Liberation sans narrow"/>
-        </w:rPr>
-      </w:pPr>
-      <w:r>
-        <w:rPr>
-          <w:rFonts w:ascii="Liberation sans narrow" w:eastAsia="Liberation sans narrow" w:hAnsi="Liberation sans narrow" w:cs="Liberation sans narrow"/>
-        </w:rPr>
-        <w:fldChar w:fldCharType="end"/>
-      </w:r>
-    </w:p>
-    <w:p ns2:paraId="71B34098" ns2:textId="08771405">
-      <w:pPr>
-        <w:pBdr>
-          <w:top w:val="nil"/>
-          <w:left w:val="nil"/>
-          <w:bottom w:val="nil"/>
-          <w:right w:val="nil"/>
-          <w:between w:val="nil"/>
-        </w:pBdr>
-        <w:spacing w:before="120" w:after="120" w:line="240" w:lineRule="auto"/>
-        <w:jc w:val="both"/>
-        <w:rPr>
-          <w:rFonts w:ascii="Liberation sans narrow" w:eastAsia="Liberation sans narrow" w:hAnsi="Liberation sans narrow" w:cs="Liberation sans narrow"/>
-          <w:color w:val="739A8A"/>
-        </w:rPr>
-      </w:pPr>
-    </w:p>
-    <w:p ns2:paraId="6D9B2421" ns2:textId="6574B031">
-      <w:pPr>
-        <w:rPr>
-          <w:rFonts w:ascii="Liberation sans narrow" w:eastAsia="Liberation sans narrow" w:hAnsi="Liberation sans narrow" w:cs="Liberation sans narrow"/>
-          <w:color w:val="203441"/>
-        </w:rPr>
-      </w:pPr>
-      <w:r>
-        <w:br w:type="page"/>
-      </w:r>
-    </w:p>
-    <w:p ns2:paraId="73C6066A" ns2:textId="77777777">
-      <w:pPr>
-        <w:pStyle w:val="Ttulo1"/>
+        <w:pStyle w:val="Heading1"/>
         <w:jc w:val="left"/>
       </w:pPr>
-      <w:bookmarkStart w:id="6" w:name="_Toc233977723"/>
+      <w:bookmarkStart w:id="0" w:name="_heading=h.33jjin156j5n" w:colFirst="0" w:colLast="0"/>
+      <w:bookmarkStart w:id="1" w:name="_Toc233977723"/>
+      <w:bookmarkEnd w:id="0"/>
       <w:r>
         <w:lastRenderedPageBreak/>
         <w:t>1. Información general del modelo</w:t>
       </w:r>
-      <w:bookmarkEnd w:id="6"/>
+      <w:bookmarkEnd w:id="1"/>
     </w:p>
     <w:tbl>
       <w:tblPr>
@@ -416,7 +305,7 @@
         <w:gridCol w:w="2800"/>
         <w:gridCol w:w="6560"/>
       </w:tblGrid>
-      <w:tr ns2:paraId="1AB946D2" ns2:textId="77777777">
+      <w:tr>
         <w:tc>
           <w:tcPr>
             <w:tcW w:w="2800" w:type="dxa"/>
@@ -434,7 +323,7 @@
               <w:right w:w="120" w:type="dxa"/>
             </w:tcMar>
           </w:tcPr>
-          <w:p ns2:paraId="0EF0F73D" ns2:textId="77777777">
+          <w:p>
             <w:r>
               <w:rPr>
                 <w:b/>
@@ -464,14 +353,22 @@
               <w:right w:w="120" w:type="dxa"/>
             </w:tcMar>
           </w:tcPr>
-          <w:p ns2:paraId="4D4993D6" ns2:textId="77777777">
-            <w:r>
-              <w:t xml:space="preserve">ml41-meat-curing-machinery-acoustic-anomaly</w:t>
+          <w:p>
+            <w:pPr>
+              <w:rPr>
+                <w:lang w:val="en-US"/>
+              </w:rPr>
+            </w:pPr>
+            <w:r>
+              <w:rPr>
+                <w:lang w:val="en-US"/>
+              </w:rPr>
+              <w:t>ml41-meat-curing-machinery-acoustic-anomaly</w:t>
             </w:r>
           </w:p>
         </w:tc>
       </w:tr>
-      <w:tr ns2:paraId="2B5210AD" ns2:textId="77777777">
+      <w:tr>
         <w:tc>
           <w:tcPr>
             <w:tcW w:w="2800" w:type="dxa"/>
@@ -489,7 +386,7 @@
               <w:right w:w="120" w:type="dxa"/>
             </w:tcMar>
           </w:tcPr>
-          <w:p ns2:paraId="50DEA41B" ns2:textId="77777777">
+          <w:p>
             <w:r>
               <w:rPr>
                 <w:b/>
@@ -519,14 +416,14 @@
               <w:right w:w="120" w:type="dxa"/>
             </w:tcMar>
           </w:tcPr>
-          <w:p ns2:paraId="084A7408" ns2:textId="77777777">
-            <w:r>
-              <w:t xml:space="preserve">1.0.0 (memoria v1.4)</w:t>
+          <w:p>
+            <w:r>
+              <w:t>1.0.0 (memoria v1.4)</w:t>
             </w:r>
           </w:p>
         </w:tc>
       </w:tr>
-      <w:tr ns2:paraId="02B4508D" ns2:textId="77777777">
+      <w:tr>
         <w:tc>
           <w:tcPr>
             <w:tcW w:w="2800" w:type="dxa"/>
@@ -544,7 +441,7 @@
               <w:right w:w="120" w:type="dxa"/>
             </w:tcMar>
           </w:tcPr>
-          <w:p ns2:paraId="0656986A" ns2:textId="77777777">
+          <w:p>
             <w:r>
               <w:rPr>
                 <w:b/>
@@ -574,14 +471,14 @@
               <w:right w:w="120" w:type="dxa"/>
             </w:tcMar>
           </w:tcPr>
-          <w:p ns2:paraId="4321CCA3" ns2:textId="77777777">
-            <w:r>
-              <w:t xml:space="preserve">Detección no supervisada de anomalías acústicas en maquinaria del secadero de curado (ventilador, bomba, corredera y válvula) con un Audio Masked Autoencoder ViT-Tiny. Hay un modelo por combinación de máquina, unidad y nivel de ruido (48 en total). La decisión se toma con la distancia de Mahalanobis del token CLS respecto a la distribución de audios normales y un umbral calibrado para FNR ≤ 10 %.</w:t>
+          <w:p>
+            <w:r>
+              <w:t>Detección no supervisada de anomalías acústicas en maquinaria del secadero de curado (ventilador, bomba, corredera y válvula) con un Audio Masked Autoencoder ViT-Tiny. Hay un modelo por combinación de máquina, unidad y nivel de ruido (48 en total). La decisión se toma con la distancia de Mahalanobis del token CLS respecto a la distribución de audios normales y un umbral calibrado para FNR ≤ 10 %.</w:t>
             </w:r>
           </w:p>
         </w:tc>
       </w:tr>
-      <w:tr ns2:paraId="6EFECFCA" ns2:textId="77777777">
+      <w:tr>
         <w:tc>
           <w:tcPr>
             <w:tcW w:w="2800" w:type="dxa"/>
@@ -599,7 +496,7 @@
               <w:right w:w="120" w:type="dxa"/>
             </w:tcMar>
           </w:tcPr>
-          <w:p ns2:paraId="5A82E1B3" ns2:textId="77777777">
+          <w:p>
             <w:r>
               <w:rPr>
                 <w:b/>
@@ -629,14 +526,14 @@
               <w:right w:w="120" w:type="dxa"/>
             </w:tcMar>
           </w:tcPr>
-          <w:p ns2:paraId="6A197DDF" ns2:textId="77777777">
-            <w:r>
-              <w:t xml:space="preserve">Detección de anomalías no supervisada sobre audio (entrenamiento solo con muestras normales)</w:t>
+          <w:p>
+            <w:r>
+              <w:t>Detección de anomalías no supervisada sobre audio (entrenamiento solo con muestras normales)</w:t>
             </w:r>
           </w:p>
         </w:tc>
       </w:tr>
-      <w:tr ns2:paraId="51B3BC95" ns2:textId="77777777">
+      <w:tr>
         <w:tc>
           <w:tcPr>
             <w:tcW w:w="2800" w:type="dxa"/>
@@ -654,7 +551,7 @@
               <w:right w:w="120" w:type="dxa"/>
             </w:tcMar>
           </w:tcPr>
-          <w:p ns2:paraId="40767B48" ns2:textId="77777777">
+          <w:p>
             <w:r>
               <w:rPr>
                 <w:b/>
@@ -684,14 +581,14 @@
               <w:right w:w="120" w:type="dxa"/>
             </w:tcMar>
           </w:tcPr>
-          <w:p ns2:paraId="1C645F96" ns2:textId="77777777">
-            <w:r>
-              <w:t xml:space="preserve">PyTorch (AudioMAE: ViT-Tiny, embed_dim 192, profundidad y cabezas por máquina: fan 9/6, pump 7/4, slider 4/4, valve 5/8; decoder 4 capas de 128); librosa para el espectrograma log-Mel; numpy para Mahalanobis con PCA (30-90 componentes según la máquina)</w:t>
+          <w:p>
+            <w:r>
+              <w:t>PyTorch (AudioMAE: ViT-Tiny, embed_dim 192, profundidad y cabezas por máquina: fan 9/6, pump 7/4, slider 4/4, valve 5/8; decoder 4 capas de 128); librosa para el espectrograma log-Mel; numpy para Mahalanobis con PCA (30-90 componentes según la máquina)</w:t>
             </w:r>
           </w:p>
         </w:tc>
       </w:tr>
-      <w:tr ns2:paraId="4C8DFFDF" ns2:textId="77777777">
+      <w:tr>
         <w:tc>
           <w:tcPr>
             <w:tcW w:w="2800" w:type="dxa"/>
@@ -709,7 +606,7 @@
               <w:right w:w="120" w:type="dxa"/>
             </w:tcMar>
           </w:tcPr>
-          <w:p ns2:paraId="775677B8" ns2:textId="77777777">
+          <w:p>
             <w:r>
               <w:rPr>
                 <w:b/>
@@ -739,14 +636,14 @@
               <w:right w:w="120" w:type="dxa"/>
             </w:tcMar>
           </w:tcPr>
-          <w:p ns2:paraId="4B3BB4A5" ns2:textId="77777777">
-            <w:r>
-              <w:t xml:space="preserve">48 directorios vit_tiny_{machine}/{machine}/{machine_id}/{snr}/ con best.pth (pesos, media y desviación de normalización) y maha_stats.npz (media, covarianza inversa y PCA de los embeddings normales). Umbral audit_fnr por combinación tomado de reports/table_auc_por_caso.csv</w:t>
+          <w:p>
+            <w:r>
+              <w:t>48 directorios vit_tiny_{machine}/{machine}/{machine_id}/{snr}/ con best.pth (pesos, media y desviación de normalización) y maha_stats.npz (media, covarianza inversa y PCA de los embeddings normales). Umbral audit_fnr por combinación tomado de reports/table_auc_por_caso.csv</w:t>
             </w:r>
           </w:p>
         </w:tc>
       </w:tr>
-      <w:tr ns2:paraId="3C91287B" ns2:textId="77777777">
+      <w:tr>
         <w:tc>
           <w:tcPr>
             <w:tcW w:w="2800" w:type="dxa"/>
@@ -764,7 +661,7 @@
               <w:right w:w="120" w:type="dxa"/>
             </w:tcMar>
           </w:tcPr>
-          <w:p ns2:paraId="7E9DF75B" ns2:textId="77777777">
+          <w:p>
             <w:r>
               <w:rPr>
                 <w:b/>
@@ -794,14 +691,14 @@
               <w:right w:w="120" w:type="dxa"/>
             </w:tcMar>
           </w:tcPr>
-          <w:p ns2:paraId="0D276D1A" ns2:textId="77777777">
-            <w:r>
-              <w:t xml:space="preserve">Detectar a tiempo averías en los equipos que regulan temperatura y humedad del secadero de embutidos, donde un fallo no detectado puede arruinar lotes enteros. Por esa asimetría de costes, el criterio de éxito prioriza la sensibilidad: tasa de falsos negativos (FNR) ≤ 10 % por combinación, aceptando un número elevado de falsas alarmas. El modelo se entrena solo con funcionamiento normal, porque en planta es muy difícil reunir grabaciones de fallos.</w:t>
+          <w:p>
+            <w:r>
+              <w:t>Detectar a tiempo averías en los equipos que regulan temperatura y humedad del secadero de embutidos, donde un fallo no detectado puede arruinar lotes enteros. Por esa asimetría de costes, el criterio de éxito prioriza la sensibilidad: tasa de falsos negativos (FNR) ≤ 10 % por combinación, aceptando un número elevado de falsas alarmas. El modelo se entrena solo con funcionamiento normal, porque en planta es muy difícil reunir grabaciones de fallos.</w:t>
             </w:r>
           </w:p>
         </w:tc>
       </w:tr>
-      <w:tr ns2:paraId="09F81BAA" ns2:textId="77777777">
+      <w:tr>
         <w:tc>
           <w:tcPr>
             <w:tcW w:w="2800" w:type="dxa"/>
@@ -819,7 +716,7 @@
               <w:right w:w="120" w:type="dxa"/>
             </w:tcMar>
           </w:tcPr>
-          <w:p ns2:paraId="27CACCB4" ns2:textId="77777777">
+          <w:p>
             <w:r>
               <w:rPr>
                 <w:b/>
@@ -849,20 +746,24 @@
               <w:right w:w="120" w:type="dxa"/>
             </w:tcMar>
           </w:tcPr>
-          <w:p ns2:paraId="2A1BDCF3" ns2:textId="77777777">
-            <w:r>
-              <w:t xml:space="preserve">Modo inline: se envía una grabación WAV (base64; cualquier frecuencia y número de canales, se convierte a mono 16 kHz) y se elige la máquina, la unidad y el nivel de ruido de la combinación entrenada más parecida a la instalación. El servicio calcula el espectrograma log-Mel (128 × 1024, unos 10,24 s; recorta o rellena por reflexión), lo normaliza con las estadísticas de esa combinación y devuelve el error de reconstrucción (informativo), la distancia de Mahalanobis y la etiqueta normal/anómalo según el umbral calibrado. Modo batch: ZIP con un manifest.csv (filename, machine, machine_id, snr) y los WAV. Reentrenamiento (/train): ZIP con {snr}_{machine}/{machine_id}/normal/*.wav (y opcionalmente abnormal/ para calcular AUC y el umbral); repite el entrenamiento original desde cero y guarda el resultado solo en MLflow.</w:t>
+          <w:p>
+            <w:r>
+              <w:t xml:space="preserve">Modo inline: se envía una grabación WAV (base64; cualquier frecuencia y número de canales, se convierte a mono 16 kHz) y se elige la máquina, la unidad y el nivel de ruido de la combinación entrenada más parecida a la instalación. El servicio calcula el espectrograma log-Mel (128 × 1024, unos 10,24 s; recorta o rellena por reflexión), lo normaliza con las estadísticas de esa combinación y </w:t>
+            </w:r>
+            <w:r>
+              <w:lastRenderedPageBreak/>
+              <w:t>devuelve el error de reconstrucción (informativo), la distancia de Mahalanobis y la etiqueta normal/anómalo según el umbral calibrado. Modo batch: ZIP con un manifest.csv (filename, machine, machine_id, snr) y los WAV. Reentrenamiento (/train): ZIP con {snr}_{machine}/{machine_id}/normal/*.wav (y opcionalmente abnormal/ para calcular AUC y el umbral); repite el entrenamiento original desde cero y guarda el resultado solo en MLflow.</w:t>
             </w:r>
           </w:p>
         </w:tc>
       </w:tr>
     </w:tbl>
-    <w:p ns2:paraId="0E4A03E1" ns2:textId="164C9CA4">
+    <w:p>
       <w:pPr>
-        <w:pStyle w:val="Descripcin"/>
+        <w:pStyle w:val="Caption"/>
         <w:jc w:val="center"/>
       </w:pPr>
-      <w:bookmarkStart w:id="7" w:name="_Toc233977640"/>
+      <w:bookmarkStart w:id="2" w:name="_Toc233977640"/>
       <w:r>
         <w:t xml:space="preserve">Tabla </w:t>
       </w:r>
@@ -877,18 +778,18 @@
       <w:r>
         <w:t xml:space="preserve"> Información general del modelo</w:t>
       </w:r>
-      <w:bookmarkEnd w:id="7"/>
+      <w:bookmarkEnd w:id="2"/>
     </w:p>
-    <w:p ns2:paraId="48838E47" ns2:textId="77777777">
+    <w:p>
       <w:pPr>
-        <w:pStyle w:val="Ttulo1"/>
+        <w:pStyle w:val="Heading1"/>
         <w:jc w:val="left"/>
       </w:pPr>
-      <w:bookmarkStart w:id="8" w:name="_Toc233977724"/>
+      <w:bookmarkStart w:id="3" w:name="_Toc233977724"/>
       <w:r>
         <w:t>2. Campos de entrada (inputs)</w:t>
       </w:r>
-      <w:bookmarkEnd w:id="8"/>
+      <w:bookmarkEnd w:id="3"/>
     </w:p>
     <w:tbl>
       <w:tblPr>
@@ -912,7 +813,7 @@
         <w:gridCol w:w="1307"/>
         <w:gridCol w:w="1447"/>
       </w:tblGrid>
-      <w:tr ns2:paraId="71F932B9" ns2:textId="77777777">
+      <w:tr>
         <w:trPr>
           <w:tblHeader/>
         </w:trPr>
@@ -933,7 +834,7 @@
               <w:right w:w="120" w:type="dxa"/>
             </w:tcMar>
           </w:tcPr>
-          <w:p ns2:paraId="79F614D4" ns2:textId="77777777">
+          <w:p>
             <w:r>
               <w:rPr>
                 <w:b/>
@@ -963,7 +864,7 @@
               <w:right w:w="120" w:type="dxa"/>
             </w:tcMar>
           </w:tcPr>
-          <w:p ns2:paraId="7089FD74" ns2:textId="77777777">
+          <w:p>
             <w:r>
               <w:rPr>
                 <w:b/>
@@ -993,7 +894,7 @@
               <w:right w:w="120" w:type="dxa"/>
             </w:tcMar>
           </w:tcPr>
-          <w:p ns2:paraId="78CD2F77" ns2:textId="77777777">
+          <w:p>
             <w:r>
               <w:rPr>
                 <w:b/>
@@ -1023,7 +924,7 @@
               <w:right w:w="120" w:type="dxa"/>
             </w:tcMar>
           </w:tcPr>
-          <w:p ns2:paraId="72A2F0D2" ns2:textId="77777777">
+          <w:p>
             <w:r>
               <w:rPr>
                 <w:b/>
@@ -1053,7 +954,7 @@
               <w:right w:w="120" w:type="dxa"/>
             </w:tcMar>
           </w:tcPr>
-          <w:p ns2:paraId="6FFDAD95" ns2:textId="77777777">
+          <w:p>
             <w:r>
               <w:rPr>
                 <w:b/>
@@ -1067,7 +968,7 @@
           </w:p>
         </w:tc>
       </w:tr>
-      <w:tr ns2:paraId="5943B210" ns2:textId="77777777">
+      <w:tr>
         <w:tc>
           <w:tcPr>
             <w:tcW w:w="2167" w:type="dxa"/>
@@ -1085,9 +986,9 @@
               <w:right w:w="120" w:type="dxa"/>
             </w:tcMar>
           </w:tcPr>
-          <w:p ns2:paraId="274456BA" ns2:textId="77777777">
-            <w:r>
-              <w:t xml:space="preserve">audio_base64</w:t>
+          <w:p>
+            <w:r>
+              <w:t>audio_base64</w:t>
             </w:r>
           </w:p>
         </w:tc>
@@ -1108,9 +1009,9 @@
               <w:right w:w="120" w:type="dxa"/>
             </w:tcMar>
           </w:tcPr>
-          <w:p ns2:paraId="03BFE475" ns2:textId="77777777">
-            <w:r>
-              <w:t xml:space="preserve">string (WAV en base64)</w:t>
+          <w:p>
+            <w:r>
+              <w:t>string (WAV en base64)</w:t>
             </w:r>
           </w:p>
         </w:tc>
@@ -1131,9 +1032,9 @@
               <w:right w:w="120" w:type="dxa"/>
             </w:tcMar>
           </w:tcPr>
-          <w:p ns2:paraId="73AC0988" ns2:textId="77777777">
-            <w:r>
-              <w:t xml:space="preserve">Grabación de la máquina; se recomiendan 10 s a 16 kHz. Se convierte a mono y a log-Mel de 128 bandas × 1024 tramas (n_fft 1024, win 400, hop 160)</w:t>
+          <w:p>
+            <w:r>
+              <w:t>Grabación de la máquina; se recomiendan 10 s a 16 kHz. Se convierte a mono y a log-Mel de 128 bandas × 1024 tramas (n_fft 1024, win 400, hop 160)</w:t>
             </w:r>
           </w:p>
         </w:tc>
@@ -1154,9 +1055,9 @@
               <w:right w:w="120" w:type="dxa"/>
             </w:tcMar>
           </w:tcPr>
-          <w:p ns2:paraId="29F6ACFB" ns2:textId="77777777">
-            <w:r>
-              <w:t xml:space="preserve">Sí</w:t>
+          <w:p>
+            <w:r>
+              <w:t>Sí</w:t>
             </w:r>
           </w:p>
         </w:tc>
@@ -1177,14 +1078,14 @@
               <w:right w:w="120" w:type="dxa"/>
             </w:tcMar>
           </w:tcPr>
-          <w:p ns2:paraId="7756D559" ns2:textId="77777777">
-            <w:r>
-              <w:t xml:space="preserve">-</w:t>
+          <w:p>
+            <w:r>
+              <w:t>-</w:t>
             </w:r>
           </w:p>
         </w:tc>
       </w:tr>
-      <w:tr ns2:paraId="5943B210" ns2:textId="77777777">
+      <w:tr>
         <w:tc>
           <w:tcPr>
             <w:tcW w:w="2167" w:type="dxa"/>
@@ -1202,9 +1103,9 @@
               <w:right w:w="120" w:type="dxa"/>
             </w:tcMar>
           </w:tcPr>
-          <w:p ns2:paraId="274456BA" ns2:textId="77777777">
-            <w:r>
-              <w:t xml:space="preserve">machine</w:t>
+          <w:p>
+            <w:r>
+              <w:t>machine</w:t>
             </w:r>
           </w:p>
         </w:tc>
@@ -1225,9 +1126,9 @@
               <w:right w:w="120" w:type="dxa"/>
             </w:tcMar>
           </w:tcPr>
-          <w:p ns2:paraId="03BFE475" ns2:textId="77777777">
-            <w:r>
-              <w:t xml:space="preserve">categórica (fan, pump, slider, valve)</w:t>
+          <w:p>
+            <w:r>
+              <w:t>categórica (fan, pump, slider, valve)</w:t>
             </w:r>
           </w:p>
         </w:tc>
@@ -1248,9 +1149,9 @@
               <w:right w:w="120" w:type="dxa"/>
             </w:tcMar>
           </w:tcPr>
-          <w:p ns2:paraId="73AC0988" ns2:textId="77777777">
-            <w:r>
-              <w:t xml:space="preserve">Tipo de máquina; selecciona la arquitectura y el modelo</w:t>
+          <w:p>
+            <w:r>
+              <w:t>Tipo de máquina; selecciona la arquitectura y el modelo</w:t>
             </w:r>
           </w:p>
         </w:tc>
@@ -1271,9 +1172,9 @@
               <w:right w:w="120" w:type="dxa"/>
             </w:tcMar>
           </w:tcPr>
-          <w:p ns2:paraId="29F6ACFB" ns2:textId="77777777">
-            <w:r>
-              <w:t xml:space="preserve">Sí</w:t>
+          <w:p>
+            <w:r>
+              <w:t>Sí</w:t>
             </w:r>
           </w:p>
         </w:tc>
@@ -1294,14 +1195,14 @@
               <w:right w:w="120" w:type="dxa"/>
             </w:tcMar>
           </w:tcPr>
-          <w:p ns2:paraId="7756D559" ns2:textId="77777777">
-            <w:r>
-              <w:t xml:space="preserve">-</w:t>
+          <w:p>
+            <w:r>
+              <w:t>-</w:t>
             </w:r>
           </w:p>
         </w:tc>
       </w:tr>
-      <w:tr ns2:paraId="5943B210" ns2:textId="77777777">
+      <w:tr>
         <w:tc>
           <w:tcPr>
             <w:tcW w:w="2167" w:type="dxa"/>
@@ -1319,9 +1220,9 @@
               <w:right w:w="120" w:type="dxa"/>
             </w:tcMar>
           </w:tcPr>
-          <w:p ns2:paraId="274456BA" ns2:textId="77777777">
-            <w:r>
-              <w:t xml:space="preserve">machine_id</w:t>
+          <w:p>
+            <w:r>
+              <w:t>machine_id</w:t>
             </w:r>
           </w:p>
         </w:tc>
@@ -1342,9 +1243,9 @@
               <w:right w:w="120" w:type="dxa"/>
             </w:tcMar>
           </w:tcPr>
-          <w:p ns2:paraId="03BFE475" ns2:textId="77777777">
-            <w:r>
-              <w:t xml:space="preserve">categórica (id_00, id_02, id_04, id_06)</w:t>
+          <w:p>
+            <w:r>
+              <w:t>categórica (id_00, id_02, id_04, id_06)</w:t>
             </w:r>
           </w:p>
         </w:tc>
@@ -1365,9 +1266,9 @@
               <w:right w:w="120" w:type="dxa"/>
             </w:tcMar>
           </w:tcPr>
-          <w:p ns2:paraId="73AC0988" ns2:textId="77777777">
-            <w:r>
-              <w:t xml:space="preserve">Unidad física concreta; cada una tiene su propio modelo entrenado</w:t>
+          <w:p>
+            <w:r>
+              <w:t>Unidad física concreta; cada una tiene su propio modelo entrenado</w:t>
             </w:r>
           </w:p>
         </w:tc>
@@ -1388,9 +1289,9 @@
               <w:right w:w="120" w:type="dxa"/>
             </w:tcMar>
           </w:tcPr>
-          <w:p ns2:paraId="29F6ACFB" ns2:textId="77777777">
-            <w:r>
-              <w:t xml:space="preserve">Sí</w:t>
+          <w:p>
+            <w:r>
+              <w:t>Sí</w:t>
             </w:r>
           </w:p>
         </w:tc>
@@ -1411,14 +1312,14 @@
               <w:right w:w="120" w:type="dxa"/>
             </w:tcMar>
           </w:tcPr>
-          <w:p ns2:paraId="7756D559" ns2:textId="77777777">
-            <w:r>
-              <w:t xml:space="preserve">-</w:t>
+          <w:p>
+            <w:r>
+              <w:t>-</w:t>
             </w:r>
           </w:p>
         </w:tc>
       </w:tr>
-      <w:tr ns2:paraId="5943B210" ns2:textId="77777777">
+      <w:tr>
         <w:tc>
           <w:tcPr>
             <w:tcW w:w="2167" w:type="dxa"/>
@@ -1436,9 +1337,9 @@
               <w:right w:w="120" w:type="dxa"/>
             </w:tcMar>
           </w:tcPr>
-          <w:p ns2:paraId="274456BA" ns2:textId="77777777">
-            <w:r>
-              <w:t xml:space="preserve">snr</w:t>
+          <w:p>
+            <w:r>
+              <w:t>snr</w:t>
             </w:r>
           </w:p>
         </w:tc>
@@ -1459,9 +1360,9 @@
               <w:right w:w="120" w:type="dxa"/>
             </w:tcMar>
           </w:tcPr>
-          <w:p ns2:paraId="03BFE475" ns2:textId="77777777">
-            <w:r>
-              <w:t xml:space="preserve">categórica (-6_dB, 0_dB, 6_dB)</w:t>
+          <w:p>
+            <w:r>
+              <w:t>categórica (-6_dB, 0_dB, 6_dB)</w:t>
             </w:r>
           </w:p>
         </w:tc>
@@ -1482,9 +1383,9 @@
               <w:right w:w="120" w:type="dxa"/>
             </w:tcMar>
           </w:tcPr>
-          <w:p ns2:paraId="73AC0988" ns2:textId="77777777">
-            <w:r>
-              <w:t xml:space="preserve">Nivel de ruido de fondo de la combinación de entrenamiento MIMII más parecida a la instalación; no es una medida en tiempo real</w:t>
+          <w:p>
+            <w:r>
+              <w:t>Nivel de ruido de fondo de la combinación de entrenamiento MIMII más parecida a la instalación; no es una medida en tiempo real</w:t>
             </w:r>
           </w:p>
         </w:tc>
@@ -1505,9 +1406,9 @@
               <w:right w:w="120" w:type="dxa"/>
             </w:tcMar>
           </w:tcPr>
-          <w:p ns2:paraId="29F6ACFB" ns2:textId="77777777">
-            <w:r>
-              <w:t xml:space="preserve">Sí</w:t>
+          <w:p>
+            <w:r>
+              <w:t>Sí</w:t>
             </w:r>
           </w:p>
         </w:tc>
@@ -1528,14 +1429,14 @@
               <w:right w:w="120" w:type="dxa"/>
             </w:tcMar>
           </w:tcPr>
-          <w:p ns2:paraId="7756D559" ns2:textId="77777777">
-            <w:r>
-              <w:t xml:space="preserve">-</w:t>
+          <w:p>
+            <w:r>
+              <w:t>-</w:t>
             </w:r>
           </w:p>
         </w:tc>
       </w:tr>
-      <w:tr ns2:paraId="5943B210" ns2:textId="77777777">
+      <w:tr>
         <w:tc>
           <w:tcPr>
             <w:tcW w:w="2167" w:type="dxa"/>
@@ -1553,9 +1454,9 @@
               <w:right w:w="120" w:type="dxa"/>
             </w:tcMar>
           </w:tcPr>
-          <w:p ns2:paraId="274456BA" ns2:textId="77777777">
-            <w:r>
-              <w:t xml:space="preserve">threshold</w:t>
+          <w:p>
+            <w:r>
+              <w:t>threshold</w:t>
             </w:r>
           </w:p>
         </w:tc>
@@ -1576,9 +1477,9 @@
               <w:right w:w="120" w:type="dxa"/>
             </w:tcMar>
           </w:tcPr>
-          <w:p ns2:paraId="03BFE475" ns2:textId="77777777">
-            <w:r>
-              <w:t xml:space="preserve">float</w:t>
+          <w:p>
+            <w:r>
+              <w:t>float</w:t>
             </w:r>
           </w:p>
         </w:tc>
@@ -1599,9 +1500,9 @@
               <w:right w:w="120" w:type="dxa"/>
             </w:tcMar>
           </w:tcPr>
-          <w:p ns2:paraId="73AC0988" ns2:textId="77777777">
-            <w:r>
-              <w:t xml:space="preserve">Umbral de Mahalanobis alternativo al calibrado (uso avanzado, p. ej. tras validar en planta)</w:t>
+          <w:p>
+            <w:r>
+              <w:t>Umbral de Mahalanobis alternativo al calibrado (uso avanzado, p. ej. tras validar en planta)</w:t>
             </w:r>
           </w:p>
         </w:tc>
@@ -1622,9 +1523,9 @@
               <w:right w:w="120" w:type="dxa"/>
             </w:tcMar>
           </w:tcPr>
-          <w:p ns2:paraId="29F6ACFB" ns2:textId="77777777">
-            <w:r>
-              <w:t xml:space="preserve">No</w:t>
+          <w:p>
+            <w:r>
+              <w:t>No</w:t>
             </w:r>
           </w:p>
         </w:tc>
@@ -1645,14 +1546,14 @@
               <w:right w:w="120" w:type="dxa"/>
             </w:tcMar>
           </w:tcPr>
-          <w:p ns2:paraId="7756D559" ns2:textId="77777777">
-            <w:r>
-              <w:t xml:space="preserve">umbral audit_fnr de la combinación</w:t>
+          <w:p>
+            <w:r>
+              <w:t>umbral audit_fnr de la combinación</w:t>
             </w:r>
           </w:p>
         </w:tc>
       </w:tr>
-      <w:tr ns2:paraId="5943B210" ns2:textId="77777777">
+      <w:tr>
         <w:tc>
           <w:tcPr>
             <w:tcW w:w="2167" w:type="dxa"/>
@@ -1670,9 +1571,10 @@
               <w:right w:w="120" w:type="dxa"/>
             </w:tcMar>
           </w:tcPr>
-          <w:p ns2:paraId="274456BA" ns2:textId="77777777">
-            <w:r>
-              <w:t xml:space="preserve">mlflow_run_id</w:t>
+          <w:p>
+            <w:r>
+              <w:lastRenderedPageBreak/>
+              <w:t>mlflow_run_id</w:t>
             </w:r>
           </w:p>
         </w:tc>
@@ -1693,9 +1595,9 @@
               <w:right w:w="120" w:type="dxa"/>
             </w:tcMar>
           </w:tcPr>
-          <w:p ns2:paraId="03BFE475" ns2:textId="77777777">
-            <w:r>
-              <w:t xml:space="preserve">string</w:t>
+          <w:p>
+            <w:r>
+              <w:t>string</w:t>
             </w:r>
           </w:p>
         </w:tc>
@@ -1716,9 +1618,9 @@
               <w:right w:w="120" w:type="dxa"/>
             </w:tcMar>
           </w:tcPr>
-          <w:p ns2:paraId="73AC0988" ns2:textId="77777777">
-            <w:r>
-              <w:t xml:space="preserve">Run de MLflow de un modelo reentrenado; sin él se usa el modelo base</w:t>
+          <w:p>
+            <w:r>
+              <w:t>Run de MLflow de un modelo reentrenado; sin él se usa el modelo base</w:t>
             </w:r>
           </w:p>
         </w:tc>
@@ -1739,9 +1641,9 @@
               <w:right w:w="120" w:type="dxa"/>
             </w:tcMar>
           </w:tcPr>
-          <w:p ns2:paraId="29F6ACFB" ns2:textId="77777777">
-            <w:r>
-              <w:t xml:space="preserve">No</w:t>
+          <w:p>
+            <w:r>
+              <w:t>No</w:t>
             </w:r>
           </w:p>
         </w:tc>
@@ -1762,20 +1664,20 @@
               <w:right w:w="120" w:type="dxa"/>
             </w:tcMar>
           </w:tcPr>
-          <w:p ns2:paraId="7756D559" ns2:textId="77777777">
-            <w:r>
-              <w:t xml:space="preserve">modelo base</w:t>
+          <w:p>
+            <w:r>
+              <w:t>modelo base</w:t>
             </w:r>
           </w:p>
         </w:tc>
       </w:tr>
     </w:tbl>
-    <w:p ns2:paraId="2301E228" ns2:textId="43111ADC">
+    <w:p>
       <w:pPr>
-        <w:pStyle w:val="Descripcin"/>
+        <w:pStyle w:val="Caption"/>
         <w:jc w:val="center"/>
       </w:pPr>
-      <w:bookmarkStart w:id="9" w:name="_Toc233977641"/>
+      <w:bookmarkStart w:id="4" w:name="_Toc233977641"/>
       <w:r>
         <w:t xml:space="preserve">Tabla </w:t>
       </w:r>
@@ -1790,18 +1692,18 @@
       <w:r>
         <w:t xml:space="preserve"> Campos de entrada (inputs)</w:t>
       </w:r>
-      <w:bookmarkEnd w:id="9"/>
+      <w:bookmarkEnd w:id="4"/>
     </w:p>
-    <w:p ns2:paraId="1A4DD035" ns2:textId="77777777">
+    <w:p>
       <w:pPr>
-        <w:pStyle w:val="Ttulo1"/>
+        <w:pStyle w:val="Heading1"/>
         <w:jc w:val="left"/>
       </w:pPr>
-      <w:bookmarkStart w:id="10" w:name="_Toc233977725"/>
+      <w:bookmarkStart w:id="5" w:name="_Toc233977725"/>
       <w:r>
         <w:t>3. Campos de salida (outputs)</w:t>
       </w:r>
-      <w:bookmarkEnd w:id="10"/>
+      <w:bookmarkEnd w:id="5"/>
     </w:p>
     <w:tbl>
       <w:tblPr>
@@ -1825,7 +1727,7 @@
         <w:gridCol w:w="1760"/>
         <w:gridCol w:w="1800"/>
       </w:tblGrid>
-      <w:tr ns2:paraId="74C19D16" ns2:textId="77777777">
+      <w:tr>
         <w:trPr>
           <w:tblHeader/>
         </w:trPr>
@@ -1846,7 +1748,7 @@
               <w:right w:w="120" w:type="dxa"/>
             </w:tcMar>
           </w:tcPr>
-          <w:p ns2:paraId="36393328" ns2:textId="77777777">
+          <w:p>
             <w:r>
               <w:rPr>
                 <w:b/>
@@ -1876,7 +1778,7 @@
               <w:right w:w="120" w:type="dxa"/>
             </w:tcMar>
           </w:tcPr>
-          <w:p ns2:paraId="4B6C5E52" ns2:textId="77777777">
+          <w:p>
             <w:r>
               <w:rPr>
                 <w:b/>
@@ -1906,7 +1808,7 @@
               <w:right w:w="120" w:type="dxa"/>
             </w:tcMar>
           </w:tcPr>
-          <w:p ns2:paraId="176B52FF" ns2:textId="77777777">
+          <w:p>
             <w:r>
               <w:rPr>
                 <w:b/>
@@ -1936,7 +1838,7 @@
               <w:right w:w="120" w:type="dxa"/>
             </w:tcMar>
           </w:tcPr>
-          <w:p ns2:paraId="0B5BC6FF" ns2:textId="77777777">
+          <w:p>
             <w:r>
               <w:rPr>
                 <w:b/>
@@ -1966,7 +1868,7 @@
               <w:right w:w="120" w:type="dxa"/>
             </w:tcMar>
           </w:tcPr>
-          <w:p ns2:paraId="5AEDED9E" ns2:textId="77777777">
+          <w:p>
             <w:r>
               <w:rPr>
                 <w:b/>
@@ -1980,7 +1882,7 @@
           </w:p>
         </w:tc>
       </w:tr>
-      <w:tr ns2:paraId="4B6C9425" ns2:textId="77777777">
+      <w:tr>
         <w:tc>
           <w:tcPr>
             <w:tcW w:w="2200" w:type="dxa"/>
@@ -1998,9 +1900,9 @@
               <w:right w:w="120" w:type="dxa"/>
             </w:tcMar>
           </w:tcPr>
-          <w:p ns2:paraId="4132C6A4" ns2:textId="77777777">
-            <w:r>
-              <w:t xml:space="preserve">maha_score</w:t>
+          <w:p>
+            <w:r>
+              <w:t>maha_score</w:t>
             </w:r>
           </w:p>
         </w:tc>
@@ -2021,9 +1923,9 @@
               <w:right w:w="120" w:type="dxa"/>
             </w:tcMar>
           </w:tcPr>
-          <w:p ns2:paraId="53FB4F47" ns2:textId="77777777">
-            <w:r>
-              <w:t xml:space="preserve">float</w:t>
+          <w:p>
+            <w:r>
+              <w:t>float</w:t>
             </w:r>
           </w:p>
         </w:tc>
@@ -2044,9 +1946,9 @@
               <w:right w:w="120" w:type="dxa"/>
             </w:tcMar>
           </w:tcPr>
-          <w:p ns2:paraId="6B1D3E7E" ns2:textId="77777777">
-            <w:r>
-              <w:t xml:space="preserve">Distancia de Mahalanobis del token CLS (proyectado con PCA) a la distribución de audios normales de entrenamiento. Señal de decisión</w:t>
+          <w:p>
+            <w:r>
+              <w:t>Distancia de Mahalanobis del token CLS (proyectado con PCA) a la distribución de audios normales de entrenamiento. Señal de decisión</w:t>
             </w:r>
           </w:p>
         </w:tc>
@@ -2067,9 +1969,9 @@
               <w:right w:w="120" w:type="dxa"/>
             </w:tcMar>
           </w:tcPr>
-          <w:p ns2:paraId="5BF35099" ns2:textId="77777777">
-            <w:r>
-              <w:t xml:space="preserve">≥ 0; los umbrales calibrados van de 2,6 a 14,9 según la combinación</w:t>
+          <w:p>
+            <w:r>
+              <w:t>≥ 0; los umbrales calibrados van de 2,6 a 14,9 según la combinación</w:t>
             </w:r>
           </w:p>
         </w:tc>
@@ -2090,14 +1992,14 @@
               <w:right w:w="120" w:type="dxa"/>
             </w:tcMar>
           </w:tcPr>
-          <w:p ns2:paraId="2067DBEB" ns2:textId="77777777">
-            <w:r>
-              <w:t xml:space="preserve">cuanto mayor, más se aleja del funcionamiento normal</w:t>
+          <w:p>
+            <w:r>
+              <w:t>cuanto mayor, más se aleja del funcionamiento normal</w:t>
             </w:r>
           </w:p>
         </w:tc>
       </w:tr>
-      <w:tr ns2:paraId="4B6C9425" ns2:textId="77777777">
+      <w:tr>
         <w:tc>
           <w:tcPr>
             <w:tcW w:w="2200" w:type="dxa"/>
@@ -2115,9 +2017,9 @@
               <w:right w:w="120" w:type="dxa"/>
             </w:tcMar>
           </w:tcPr>
-          <w:p ns2:paraId="4132C6A4" ns2:textId="77777777">
-            <w:r>
-              <w:t xml:space="preserve">predicted_label</w:t>
+          <w:p>
+            <w:r>
+              <w:t>predicted_label</w:t>
             </w:r>
           </w:p>
         </w:tc>
@@ -2138,9 +2040,9 @@
               <w:right w:w="120" w:type="dxa"/>
             </w:tcMar>
           </w:tcPr>
-          <w:p ns2:paraId="53FB4F47" ns2:textId="77777777">
-            <w:r>
-              <w:t xml:space="preserve">int (0/1)</w:t>
+          <w:p>
+            <w:r>
+              <w:t>int (0/1)</w:t>
             </w:r>
           </w:p>
         </w:tc>
@@ -2161,9 +2063,17 @@
               <w:right w:w="120" w:type="dxa"/>
             </w:tcMar>
           </w:tcPr>
-          <w:p ns2:paraId="6B1D3E7E" ns2:textId="77777777">
-            <w:r>
-              <w:t xml:space="preserve">1 si maha_score ≥ threshold_used</w:t>
+          <w:p>
+            <w:pPr>
+              <w:rPr>
+                <w:lang w:val="en-US"/>
+              </w:rPr>
+            </w:pPr>
+            <w:r>
+              <w:rPr>
+                <w:lang w:val="en-US"/>
+              </w:rPr>
+              <w:t>1 si maha_score ≥ threshold_used</w:t>
             </w:r>
           </w:p>
         </w:tc>
@@ -2184,9 +2094,9 @@
               <w:right w:w="120" w:type="dxa"/>
             </w:tcMar>
           </w:tcPr>
-          <w:p ns2:paraId="5BF35099" ns2:textId="77777777">
-            <w:r>
-              <w:t xml:space="preserve">0 = normal, 1 = anómalo</w:t>
+          <w:p>
+            <w:r>
+              <w:t>0 = normal, 1 = anómalo</w:t>
             </w:r>
           </w:p>
         </w:tc>
@@ -2207,14 +2117,14 @@
               <w:right w:w="120" w:type="dxa"/>
             </w:tcMar>
           </w:tcPr>
-          <w:p ns2:paraId="2067DBEB" ns2:textId="77777777">
-            <w:r>
-              <w:t xml:space="preserve">1 = revisar la máquina</w:t>
+          <w:p>
+            <w:r>
+              <w:t>1 = revisar la máquina</w:t>
             </w:r>
           </w:p>
         </w:tc>
       </w:tr>
-      <w:tr ns2:paraId="4B6C9425" ns2:textId="77777777">
+      <w:tr>
         <w:tc>
           <w:tcPr>
             <w:tcW w:w="2200" w:type="dxa"/>
@@ -2232,9 +2142,9 @@
               <w:right w:w="120" w:type="dxa"/>
             </w:tcMar>
           </w:tcPr>
-          <w:p ns2:paraId="4132C6A4" ns2:textId="77777777">
-            <w:r>
-              <w:t xml:space="preserve">threshold_used</w:t>
+          <w:p>
+            <w:r>
+              <w:t>threshold_used</w:t>
             </w:r>
           </w:p>
         </w:tc>
@@ -2255,9 +2165,9 @@
               <w:right w:w="120" w:type="dxa"/>
             </w:tcMar>
           </w:tcPr>
-          <w:p ns2:paraId="53FB4F47" ns2:textId="77777777">
-            <w:r>
-              <w:t xml:space="preserve">float</w:t>
+          <w:p>
+            <w:r>
+              <w:t>float</w:t>
             </w:r>
           </w:p>
         </w:tc>
@@ -2278,9 +2188,9 @@
               <w:right w:w="120" w:type="dxa"/>
             </w:tcMar>
           </w:tcPr>
-          <w:p ns2:paraId="6B1D3E7E" ns2:textId="77777777">
-            <w:r>
-              <w:t xml:space="preserve">Umbral aplicado: el audit_fnr de la combinación (FNR ≤ 10 % en test), el del modelo reentrenado o el indicado en la petición</w:t>
+          <w:p>
+            <w:r>
+              <w:t>Umbral aplicado: el audit_fnr de la combinación (FNR ≤ 10 % en test), el del modelo reentrenado o el indicado en la petición</w:t>
             </w:r>
           </w:p>
         </w:tc>
@@ -2301,9 +2211,9 @@
               <w:right w:w="120" w:type="dxa"/>
             </w:tcMar>
           </w:tcPr>
-          <w:p ns2:paraId="5BF35099" ns2:textId="77777777">
-            <w:r>
-              <w:t xml:space="preserve">según la combinación</w:t>
+          <w:p>
+            <w:r>
+              <w:t>según la combinación</w:t>
             </w:r>
           </w:p>
         </w:tc>
@@ -2324,14 +2234,14 @@
               <w:right w:w="120" w:type="dxa"/>
             </w:tcMar>
           </w:tcPr>
-          <w:p ns2:paraId="2067DBEB" ns2:textId="77777777">
-            <w:r>
-              <w:t xml:space="preserve">punto de corte de la decisión</w:t>
+          <w:p>
+            <w:r>
+              <w:t>punto de corte de la decisión</w:t>
             </w:r>
           </w:p>
         </w:tc>
       </w:tr>
-      <w:tr ns2:paraId="4B6C9425" ns2:textId="77777777">
+      <w:tr>
         <w:tc>
           <w:tcPr>
             <w:tcW w:w="2200" w:type="dxa"/>
@@ -2349,9 +2259,9 @@
               <w:right w:w="120" w:type="dxa"/>
             </w:tcMar>
           </w:tcPr>
-          <w:p ns2:paraId="4132C6A4" ns2:textId="77777777">
-            <w:r>
-              <w:t xml:space="preserve">mse_score</w:t>
+          <w:p>
+            <w:r>
+              <w:t>mse_score</w:t>
             </w:r>
           </w:p>
         </w:tc>
@@ -2372,9 +2282,9 @@
               <w:right w:w="120" w:type="dxa"/>
             </w:tcMar>
           </w:tcPr>
-          <w:p ns2:paraId="53FB4F47" ns2:textId="77777777">
-            <w:r>
-              <w:t xml:space="preserve">float</w:t>
+          <w:p>
+            <w:r>
+              <w:t>float</w:t>
             </w:r>
           </w:p>
         </w:tc>
@@ -2395,9 +2305,9 @@
               <w:right w:w="120" w:type="dxa"/>
             </w:tcMar>
           </w:tcPr>
-          <w:p ns2:paraId="6B1D3E7E" ns2:textId="77777777">
-            <w:r>
-              <w:t xml:space="preserve">Error de reconstrucción del autoencoder con el 75 % de parches enmascarados al azar</w:t>
+          <w:p>
+            <w:r>
+              <w:t>Error de reconstrucción del autoencoder con el 75 % de parches enmascarados al azar</w:t>
             </w:r>
           </w:p>
         </w:tc>
@@ -2418,9 +2328,9 @@
               <w:right w:w="120" w:type="dxa"/>
             </w:tcMar>
           </w:tcPr>
-          <w:p ns2:paraId="5BF35099" ns2:textId="77777777">
-            <w:r>
-              <w:t xml:space="preserve">≥ 0</w:t>
+          <w:p>
+            <w:r>
+              <w:t>≥ 0</w:t>
             </w:r>
           </w:p>
         </w:tc>
@@ -2441,20 +2351,20 @@
               <w:right w:w="120" w:type="dxa"/>
             </w:tcMar>
           </w:tcPr>
-          <w:p ns2:paraId="2067DBEB" ns2:textId="77777777">
-            <w:r>
-              <w:t xml:space="preserve">solo informativo: varía un 5-6 % entre ejecuciones por el enmascaramiento aleatorio</w:t>
+          <w:p>
+            <w:r>
+              <w:t>solo informativo: varía un 5-6 % entre ejecuciones por el enmascaramiento aleatorio</w:t>
             </w:r>
           </w:p>
         </w:tc>
       </w:tr>
     </w:tbl>
-    <w:p ns2:paraId="3CB96C1C" ns2:textId="58E5926D">
+    <w:p>
       <w:pPr>
-        <w:pStyle w:val="Descripcin"/>
+        <w:pStyle w:val="Caption"/>
         <w:jc w:val="center"/>
       </w:pPr>
-      <w:bookmarkStart w:id="11" w:name="_Toc233977642"/>
+      <w:bookmarkStart w:id="6" w:name="_Toc233977642"/>
       <w:r>
         <w:t xml:space="preserve">Tabla </w:t>
       </w:r>
@@ -2469,18 +2379,19 @@
       <w:r>
         <w:t xml:space="preserve"> Campos de salida (outputs)</w:t>
       </w:r>
-      <w:bookmarkEnd w:id="11"/>
+      <w:bookmarkEnd w:id="6"/>
     </w:p>
-    <w:p ns2:paraId="30754C35" ns2:textId="77777777">
+    <w:p>
       <w:pPr>
-        <w:pStyle w:val="Ttulo1"/>
+        <w:pStyle w:val="Heading1"/>
         <w:jc w:val="left"/>
       </w:pPr>
-      <w:bookmarkStart w:id="12" w:name="_Toc233977726"/>
+      <w:bookmarkStart w:id="7" w:name="_Toc233977726"/>
       <w:r>
+        <w:lastRenderedPageBreak/>
         <w:t>4. Métricas de evaluación</w:t>
       </w:r>
-      <w:bookmarkEnd w:id="12"/>
+      <w:bookmarkEnd w:id="7"/>
     </w:p>
     <w:tbl>
       <w:tblPr>
@@ -2502,7 +2413,7 @@
         <w:gridCol w:w="2340"/>
         <w:gridCol w:w="2340"/>
       </w:tblGrid>
-      <w:tr ns2:paraId="663A768A" ns2:textId="77777777">
+      <w:tr>
         <w:trPr>
           <w:tblHeader/>
         </w:trPr>
@@ -2523,7 +2434,7 @@
               <w:right w:w="120" w:type="dxa"/>
             </w:tcMar>
           </w:tcPr>
-          <w:p ns2:paraId="1EF96586" ns2:textId="77777777">
+          <w:p>
             <w:r>
               <w:rPr>
                 <w:b/>
@@ -2553,7 +2464,7 @@
               <w:right w:w="120" w:type="dxa"/>
             </w:tcMar>
           </w:tcPr>
-          <w:p ns2:paraId="60B8781B" ns2:textId="77777777">
+          <w:p>
             <w:r>
               <w:rPr>
                 <w:b/>
@@ -2583,7 +2494,7 @@
               <w:right w:w="120" w:type="dxa"/>
             </w:tcMar>
           </w:tcPr>
-          <w:p ns2:paraId="1FE48704" ns2:textId="77777777">
+          <w:p>
             <w:r>
               <w:rPr>
                 <w:b/>
@@ -2613,7 +2524,7 @@
               <w:right w:w="120" w:type="dxa"/>
             </w:tcMar>
           </w:tcPr>
-          <w:p ns2:paraId="1D1C6AD0" ns2:textId="77777777">
+          <w:p>
             <w:r>
               <w:rPr>
                 <w:b/>
@@ -2627,7 +2538,7 @@
           </w:p>
         </w:tc>
       </w:tr>
-      <w:tr ns2:paraId="66471EDA" ns2:textId="77777777">
+      <w:tr>
         <w:tc>
           <w:tcPr>
             <w:tcW w:w="2340" w:type="dxa"/>
@@ -2645,9 +2556,9 @@
               <w:right w:w="120" w:type="dxa"/>
             </w:tcMar>
           </w:tcPr>
-          <w:p ns2:paraId="631A7871" ns2:textId="77777777">
-            <w:r>
-              <w:t xml:space="preserve">AUC Mahalanobis medio (48 combinaciones, test MIMII)</w:t>
+          <w:p>
+            <w:r>
+              <w:t>AUC Mahalanobis medio (48 combinaciones, test MIMII)</w:t>
             </w:r>
           </w:p>
         </w:tc>
@@ -2668,9 +2579,9 @@
               <w:right w:w="120" w:type="dxa"/>
             </w:tcMar>
           </w:tcPr>
-          <w:p ns2:paraId="098B665D" ns2:textId="77777777">
-            <w:r>
-              <w:t xml:space="preserve">0,772 (fan 0,856; pump 0,875; slider 0,826; valve 0,531)</w:t>
+          <w:p>
+            <w:r>
+              <w:t>0,772 (fan 0,856; pump 0,875; slider 0,826; valve 0,531)</w:t>
             </w:r>
           </w:p>
         </w:tc>
@@ -2691,9 +2602,9 @@
               <w:right w:w="120" w:type="dxa"/>
             </w:tcMar>
           </w:tcPr>
-          <w:p ns2:paraId="43E2B30F" ns2:textId="77777777">
-            <w:r>
-              <w:t xml:space="preserve">reports/table_auc_por_caso.csv y metrics.json de cada checkpoint</w:t>
+          <w:p>
+            <w:r>
+              <w:t>reports/table_auc_por_caso.csv y metrics.json de cada checkpoint</w:t>
             </w:r>
           </w:p>
         </w:tc>
@@ -2714,14 +2625,14 @@
               <w:right w:w="120" w:type="dxa"/>
             </w:tcMar>
           </w:tcPr>
-          <w:p ns2:paraId="6AFC25E8" ns2:textId="77777777">
-            <w:r>
-              <w:t xml:space="preserve">buena separación en fan, pump y slider; en valve apenas mejor que el azar</w:t>
+          <w:p>
+            <w:r>
+              <w:t>buena separación en fan, pump y slider; en valve apenas mejor que el azar</w:t>
             </w:r>
           </w:p>
         </w:tc>
       </w:tr>
-      <w:tr ns2:paraId="66471EDA" ns2:textId="77777777">
+      <w:tr>
         <w:tc>
           <w:tcPr>
             <w:tcW w:w="2340" w:type="dxa"/>
@@ -2739,9 +2650,9 @@
               <w:right w:w="120" w:type="dxa"/>
             </w:tcMar>
           </w:tcPr>
-          <w:p ns2:paraId="631A7871" ns2:textId="77777777">
-            <w:r>
-              <w:t xml:space="preserve">Criterio de éxito FNR ≤ 10 %</w:t>
+          <w:p>
+            <w:r>
+              <w:t>Criterio de éxito FNR ≤ 10 %</w:t>
             </w:r>
           </w:p>
         </w:tc>
@@ -2762,9 +2673,9 @@
               <w:right w:w="120" w:type="dxa"/>
             </w:tcMar>
           </w:tcPr>
-          <w:p ns2:paraId="098B665D" ns2:textId="77777777">
-            <w:r>
-              <w:t xml:space="preserve">48/48 combinaciones; FNR medio 0,091</w:t>
+          <w:p>
+            <w:r>
+              <w:t>48/48 combinaciones; FNR medio 0,091</w:t>
             </w:r>
           </w:p>
         </w:tc>
@@ -2785,9 +2696,9 @@
               <w:right w:w="120" w:type="dxa"/>
             </w:tcMar>
           </w:tcPr>
-          <w:p ns2:paraId="43E2B30F" ns2:textId="77777777">
-            <w:r>
-              <w:t xml:space="preserve">Umbral audit_fnr: el más alto que garantiza TPR ≥ 90 % en el test de cada combinación</w:t>
+          <w:p>
+            <w:r>
+              <w:t>Umbral audit_fnr: el más alto que garantiza TPR ≥ 90 % en el test de cada combinación</w:t>
             </w:r>
           </w:p>
         </w:tc>
@@ -2808,14 +2719,14 @@
               <w:right w:w="120" w:type="dxa"/>
             </w:tcMar>
           </w:tcPr>
-          <w:p ns2:paraId="6AFC25E8" ns2:textId="77777777">
-            <w:r>
-              <w:t xml:space="preserve">se detectan al menos 9 de cada 10 anomalías en todas las combinaciones</w:t>
+          <w:p>
+            <w:r>
+              <w:t>se detectan al menos 9 de cada 10 anomalías en todas las combinaciones</w:t>
             </w:r>
           </w:p>
         </w:tc>
       </w:tr>
-      <w:tr ns2:paraId="66471EDA" ns2:textId="77777777">
+      <w:tr>
         <w:tc>
           <w:tcPr>
             <w:tcW w:w="2340" w:type="dxa"/>
@@ -2833,9 +2744,9 @@
               <w:right w:w="120" w:type="dxa"/>
             </w:tcMar>
           </w:tcPr>
-          <w:p ns2:paraId="631A7871" ns2:textId="77777777">
-            <w:r>
-              <w:t xml:space="preserve">Falsas alarmas al umbral de FNR ≤ 10 %</w:t>
+          <w:p>
+            <w:r>
+              <w:t>Falsas alarmas al umbral de FNR ≤ 10 %</w:t>
             </w:r>
           </w:p>
         </w:tc>
@@ -2856,9 +2767,9 @@
               <w:right w:w="120" w:type="dxa"/>
             </w:tcMar>
           </w:tcPr>
-          <w:p ns2:paraId="098B665D" ns2:textId="77777777">
-            <w:r>
-              <w:t xml:space="preserve">FPR medio 0,468 (valve 0,842, rango 0,74-0,93)</w:t>
+          <w:p>
+            <w:r>
+              <w:t>FPR medio 0,468 (valve 0,842, rango 0,74-0,93)</w:t>
             </w:r>
           </w:p>
         </w:tc>
@@ -2879,9 +2790,9 @@
               <w:right w:w="120" w:type="dxa"/>
             </w:tcMar>
           </w:tcPr>
-          <w:p ns2:paraId="43E2B30F" ns2:textId="77777777">
-            <w:r>
-              <w:t xml:space="preserve">Coste operativo de priorizar la sensibilidad</w:t>
+          <w:p>
+            <w:r>
+              <w:t>Coste operativo de priorizar la sensibilidad</w:t>
             </w:r>
           </w:p>
         </w:tc>
@@ -2902,14 +2813,14 @@
               <w:right w:w="120" w:type="dxa"/>
             </w:tcMar>
           </w:tcPr>
-          <w:p ns2:paraId="6AFC25E8" ns2:textId="77777777">
-            <w:r>
-              <w:t xml:space="preserve">aproximadamente una de cada dos grabaciones normales genera alerta: sirve como triaje, no como sistema autónomo</w:t>
+          <w:p>
+            <w:r>
+              <w:t>aproximadamente una de cada dos grabaciones normales genera alerta: sirve como triaje, no como sistema autónomo</w:t>
             </w:r>
           </w:p>
         </w:tc>
       </w:tr>
-      <w:tr ns2:paraId="66471EDA" ns2:textId="77777777">
+      <w:tr>
         <w:tc>
           <w:tcPr>
             <w:tcW w:w="2340" w:type="dxa"/>
@@ -2927,9 +2838,9 @@
               <w:right w:w="120" w:type="dxa"/>
             </w:tcMar>
           </w:tcPr>
-          <w:p ns2:paraId="631A7871" ns2:textId="77777777">
-            <w:r>
-              <w:t xml:space="preserve">Referencia no desplegada: baseline (autoencoder FC)</w:t>
+          <w:p>
+            <w:r>
+              <w:t>Referencia no desplegada: baseline (autoencoder FC)</w:t>
             </w:r>
           </w:p>
         </w:tc>
@@ -2950,9 +2861,9 @@
               <w:right w:w="120" w:type="dxa"/>
             </w:tcMar>
           </w:tcPr>
-          <w:p ns2:paraId="098B665D" ns2:textId="77777777">
-            <w:r>
-              <w:t xml:space="preserve">AUC medio 0,800</w:t>
+          <w:p>
+            <w:r>
+              <w:t>AUC medio 0,800</w:t>
             </w:r>
           </w:p>
         </w:tc>
@@ -2973,9 +2884,9 @@
               <w:right w:w="120" w:type="dxa"/>
             </w:tcMar>
           </w:tcPr>
-          <w:p ns2:paraId="43E2B30F" ns2:textId="77777777">
-            <w:r>
-              <w:t xml:space="preserve">Memoria v1.4: mejor media global; Audio-MAE se mantiene como modelo final por su ventaja en pump (0,875 frente a 0,811) y su escalabilidad</w:t>
+          <w:p>
+            <w:r>
+              <w:t>Memoria v1.4: mejor media global; Audio-MAE se mantiene como modelo final por su ventaja en pump (0,875 frente a 0,811) y su escalabilidad</w:t>
             </w:r>
           </w:p>
         </w:tc>
@@ -2996,14 +2907,14 @@
               <w:right w:w="120" w:type="dxa"/>
             </w:tcMar>
           </w:tcPr>
-          <w:p ns2:paraId="6AFC25E8" ns2:textId="77777777">
-            <w:r>
-              <w:t xml:space="preserve">para combinaciones de AUC bajo la memoria recomienda el baseline como alternativa</w:t>
+          <w:p>
+            <w:r>
+              <w:t>para combinaciones de AUC bajo la memoria recomienda el baseline como alternativa</w:t>
             </w:r>
           </w:p>
         </w:tc>
       </w:tr>
-      <w:tr ns2:paraId="66471EDA" ns2:textId="77777777">
+      <w:tr>
         <w:tc>
           <w:tcPr>
             <w:tcW w:w="2340" w:type="dxa"/>
@@ -3021,9 +2932,9 @@
               <w:right w:w="120" w:type="dxa"/>
             </w:tcMar>
           </w:tcPr>
-          <w:p ns2:paraId="631A7871" ns2:textId="77777777">
-            <w:r>
-              <w:t xml:space="preserve">Verificación tras la integración (2026-10-10)</w:t>
+          <w:p>
+            <w:r>
+              <w:t>Verificación tras la integración (2026-10-10)</w:t>
             </w:r>
           </w:p>
         </w:tc>
@@ -3044,9 +2955,13 @@
               <w:right w:w="120" w:type="dxa"/>
             </w:tcMar>
           </w:tcPr>
-          <w:p ns2:paraId="098B665D" ns2:textId="77777777">
-            <w:r>
-              <w:t xml:space="preserve">22/22 golden cases; métricas de las 48 combinaciones recalculadas con el servicio sobre el test real (AUC medio 0,7720 idéntico, 48/48 con FNR ≤ 10 %); reentrenamiento real igual al original a 4 decimales</w:t>
+          <w:p>
+            <w:r>
+              <w:t xml:space="preserve">22/22 golden cases; métricas de las 48 combinaciones recalculadas con el servicio sobre el test </w:t>
+            </w:r>
+            <w:r>
+              <w:lastRenderedPageBreak/>
+              <w:t>real (AUC medio 0,7720 idéntico, 48/48 con FNR ≤ 10 %); reentrenamiento real igual al original a 4 decimales</w:t>
             </w:r>
           </w:p>
         </w:tc>
@@ -3067,9 +2982,10 @@
               <w:right w:w="120" w:type="dxa"/>
             </w:tcMar>
           </w:tcPr>
-          <w:p ns2:paraId="43E2B30F" ns2:textId="77777777">
-            <w:r>
-              <w:t xml:space="preserve">outputs/a41/verification_report.md, con el dataset MIMII completo y contra el endpoint HTTP real</w:t>
+          <w:p>
+            <w:r>
+              <w:lastRenderedPageBreak/>
+              <w:t>outputs/a41/verification_report.md, con el dataset MIMII completo y contra el endpoint HTTP real</w:t>
             </w:r>
           </w:p>
         </w:tc>
@@ -3090,20 +3006,20 @@
               <w:right w:w="120" w:type="dxa"/>
             </w:tcMar>
           </w:tcPr>
-          <w:p ns2:paraId="6AFC25E8" ns2:textId="77777777">
-            <w:r>
-              <w:t xml:space="preserve">el servicio reproduce el código entregado</w:t>
+          <w:p>
+            <w:r>
+              <w:t>el servicio reproduce el código entregado</w:t>
             </w:r>
           </w:p>
         </w:tc>
       </w:tr>
     </w:tbl>
-    <w:p ns2:paraId="1A7F9A77" ns2:textId="4488DBEE">
+    <w:p>
       <w:pPr>
-        <w:pStyle w:val="Descripcin"/>
+        <w:pStyle w:val="Caption"/>
         <w:jc w:val="center"/>
       </w:pPr>
-      <w:bookmarkStart w:id="13" w:name="_Toc233977643"/>
+      <w:bookmarkStart w:id="8" w:name="_Toc233977643"/>
       <w:r>
         <w:t xml:space="preserve">Tabla </w:t>
       </w:r>
@@ -3118,19 +3034,18 @@
       <w:r>
         <w:t xml:space="preserve"> Métricas de evaluación</w:t>
       </w:r>
-      <w:bookmarkEnd w:id="13"/>
+      <w:bookmarkEnd w:id="8"/>
     </w:p>
-    <w:p ns2:paraId="2C5581FA" ns2:textId="77777777">
+    <w:p>
       <w:pPr>
-        <w:pStyle w:val="Ttulo1"/>
+        <w:pStyle w:val="Heading1"/>
         <w:jc w:val="left"/>
       </w:pPr>
-      <w:bookmarkStart w:id="14" w:name="_Toc233977727"/>
+      <w:bookmarkStart w:id="9" w:name="_Toc233977727"/>
       <w:r>
-        <w:lastRenderedPageBreak/>
         <w:t>5. Limitaciones conocidas</w:t>
       </w:r>
-      <w:bookmarkEnd w:id="14"/>
+      <w:bookmarkEnd w:id="9"/>
     </w:p>
     <w:tbl>
       <w:tblPr>
@@ -3151,7 +3066,7 @@
         <w:gridCol w:w="3120"/>
         <w:gridCol w:w="6240"/>
       </w:tblGrid>
-      <w:tr ns2:paraId="5ACF6CCD" ns2:textId="77777777">
+      <w:tr>
         <w:trPr>
           <w:tblHeader/>
         </w:trPr>
@@ -3172,7 +3087,7 @@
               <w:right w:w="120" w:type="dxa"/>
             </w:tcMar>
           </w:tcPr>
-          <w:p ns2:paraId="676816E1" ns2:textId="77777777">
+          <w:p>
             <w:r>
               <w:rPr>
                 <w:b/>
@@ -3202,7 +3117,7 @@
               <w:right w:w="120" w:type="dxa"/>
             </w:tcMar>
           </w:tcPr>
-          <w:p ns2:paraId="1F42A562" ns2:textId="77777777">
+          <w:p>
             <w:r>
               <w:rPr>
                 <w:b/>
@@ -3216,7 +3131,7 @@
           </w:p>
         </w:tc>
       </w:tr>
-      <w:tr ns2:paraId="221304F4" ns2:textId="77777777">
+      <w:tr>
         <w:tc>
           <w:tcPr>
             <w:tcW w:w="3120" w:type="dxa"/>
@@ -3234,9 +3149,9 @@
               <w:right w:w="120" w:type="dxa"/>
             </w:tcMar>
           </w:tcPr>
-          <w:p ns2:paraId="26419EF2" ns2:textId="77777777">
-            <w:r>
-              <w:t xml:space="preserve">Laboratorio, no planta</w:t>
+          <w:p>
+            <w:r>
+              <w:t>Laboratorio, no planta</w:t>
             </w:r>
           </w:p>
         </w:tc>
@@ -3257,14 +3172,14 @@
               <w:right w:w="120" w:type="dxa"/>
             </w:tcMar>
           </w:tcPr>
-          <w:p ns2:paraId="3E7B7A63" ns2:textId="77777777">
-            <w:r>
-              <w:t xml:space="preserve">MIMII se grabó en laboratorio con ruido de fábrica añadido sintéticamente. No hay evidencia de rendimiento en el secadero real sin recalibrar con audio de la máquina concreta y validar con grabaciones reales.</w:t>
+          <w:p>
+            <w:r>
+              <w:t>MIMII se grabó en laboratorio con ruido de fábrica añadido sintéticamente. No hay evidencia de rendimiento en el secadero real sin recalibrar con audio de la máquina concreta y validar con grabaciones reales.</w:t>
             </w:r>
           </w:p>
         </w:tc>
       </w:tr>
-      <w:tr ns2:paraId="221304F4" ns2:textId="77777777">
+      <w:tr>
         <w:tc>
           <w:tcPr>
             <w:tcW w:w="3120" w:type="dxa"/>
@@ -3282,9 +3197,9 @@
               <w:right w:w="120" w:type="dxa"/>
             </w:tcMar>
           </w:tcPr>
-          <w:p ns2:paraId="26419EF2" ns2:textId="77777777">
-            <w:r>
-              <w:t xml:space="preserve">Válvulas</w:t>
+          <w:p>
+            <w:r>
+              <w:t>Válvulas</w:t>
             </w:r>
           </w:p>
         </w:tc>
@@ -3305,14 +3220,14 @@
               <w:right w:w="120" w:type="dxa"/>
             </w:tcMar>
           </w:tcPr>
-          <w:p ns2:paraId="3E7B7A63" ns2:textId="77777777">
-            <w:r>
-              <w:t xml:space="preserve">AUC 0,46-0,60 y FPR 0,74-0,93 (sigue alto a +6 dB, con menos ruido). No se recomienda su uso autónomo para válvulas sin una segunda validación.</w:t>
+          <w:p>
+            <w:r>
+              <w:t>AUC 0,46-0,60 y FPR 0,74-0,93 (sigue alto a +6 dB, con menos ruido). No se recomienda su uso autónomo para válvulas sin una segunda validación.</w:t>
             </w:r>
           </w:p>
         </w:tc>
       </w:tr>
-      <w:tr ns2:paraId="221304F4" ns2:textId="77777777">
+      <w:tr>
         <w:tc>
           <w:tcPr>
             <w:tcW w:w="3120" w:type="dxa"/>
@@ -3330,9 +3245,9 @@
               <w:right w:w="120" w:type="dxa"/>
             </w:tcMar>
           </w:tcPr>
-          <w:p ns2:paraId="26419EF2" ns2:textId="77777777">
-            <w:r>
-              <w:t xml:space="preserve">Muchas falsas alarmas</w:t>
+          <w:p>
+            <w:r>
+              <w:t>Muchas falsas alarmas</w:t>
             </w:r>
           </w:p>
         </w:tc>
@@ -3353,14 +3268,14 @@
               <w:right w:w="120" w:type="dxa"/>
             </w:tcMar>
           </w:tcPr>
-          <w:p ns2:paraId="3E7B7A63" ns2:textId="77777777">
-            <w:r>
-              <w:t xml:space="preserve">Para garantizar FNR ≤ 10 %, alrededor de la mitad de las grabaciones normales generan alerta. Es un sistema de triaje para concentrar las inspecciones.</w:t>
+          <w:p>
+            <w:r>
+              <w:t>Para garantizar FNR ≤ 10 %, alrededor de la mitad de las grabaciones normales generan alerta. Es un sistema de triaje para concentrar las inspecciones.</w:t>
             </w:r>
           </w:p>
         </w:tc>
       </w:tr>
-      <w:tr ns2:paraId="221304F4" ns2:textId="77777777">
+      <w:tr>
         <w:tc>
           <w:tcPr>
             <w:tcW w:w="3120" w:type="dxa"/>
@@ -3378,9 +3293,9 @@
               <w:right w:w="120" w:type="dxa"/>
             </w:tcMar>
           </w:tcPr>
-          <w:p ns2:paraId="26419EF2" ns2:textId="77777777">
-            <w:r>
-              <w:t xml:space="preserve">Umbral heredado del benchmark</w:t>
+          <w:p>
+            <w:r>
+              <w:t>Umbral heredado del benchmark</w:t>
             </w:r>
           </w:p>
         </w:tc>
@@ -3401,14 +3316,14 @@
               <w:right w:w="120" w:type="dxa"/>
             </w:tcMar>
           </w:tcPr>
-          <w:p ns2:paraId="3E7B7A63" ns2:textId="77777777">
-            <w:r>
-              <w:t xml:space="preserve">Los umbrales se calibraron con las anomalías de MIMII. En producción, sin fallos etiquetados, hay que derivarlos de los scores normales de la máquina real y validarlos en campo.</w:t>
+          <w:p>
+            <w:r>
+              <w:t>Los umbrales se calibraron con las anomalías de MIMII. En producción, sin fallos etiquetados, hay que derivarlos de los scores normales de la máquina real y validarlos en campo.</w:t>
             </w:r>
           </w:p>
         </w:tc>
       </w:tr>
-      <w:tr ns2:paraId="221304F4" ns2:textId="77777777">
+      <w:tr>
         <w:tc>
           <w:tcPr>
             <w:tcW w:w="3120" w:type="dxa"/>
@@ -3426,9 +3341,9 @@
               <w:right w:w="120" w:type="dxa"/>
             </w:tcMar>
           </w:tcPr>
-          <w:p ns2:paraId="26419EF2" ns2:textId="77777777">
-            <w:r>
-              <w:t xml:space="preserve">Contaminación del entrenamiento</w:t>
+          <w:p>
+            <w:r>
+              <w:t>Contaminación del entrenamiento</w:t>
             </w:r>
           </w:p>
         </w:tc>
@@ -3449,14 +3364,14 @@
               <w:right w:w="120" w:type="dxa"/>
             </w:tcMar>
           </w:tcPr>
-          <w:p ns2:paraId="3E7B7A63" ns2:textId="77777777">
-            <w:r>
-              <w:t xml:space="preserve">El modelo asume que todo el audio de entrenamiento es normal; un fallo incipiente en esos datos invierte la detección sin aviso.</w:t>
+          <w:p>
+            <w:r>
+              <w:t>El modelo asume que todo el audio de entrenamiento es normal; un fallo incipiente en esos datos invierte la detección sin aviso.</w:t>
             </w:r>
           </w:p>
         </w:tc>
       </w:tr>
-      <w:tr ns2:paraId="221304F4" ns2:textId="77777777">
+      <w:tr>
         <w:tc>
           <w:tcPr>
             <w:tcW w:w="3120" w:type="dxa"/>
@@ -3474,9 +3389,9 @@
               <w:right w:w="120" w:type="dxa"/>
             </w:tcMar>
           </w:tcPr>
-          <w:p ns2:paraId="26419EF2" ns2:textId="77777777">
-            <w:r>
-              <w:t xml:space="preserve">Reentrenamiento costoso</w:t>
+          <w:p>
+            <w:r>
+              <w:t>Reentrenamiento costoso</w:t>
             </w:r>
           </w:p>
         </w:tc>
@@ -3497,20 +3412,20 @@
               <w:right w:w="120" w:type="dxa"/>
             </w:tcMar>
           </w:tcPr>
-          <w:p ns2:paraId="3E7B7A63" ns2:textId="77777777">
-            <w:r>
-              <w:t xml:space="preserve">Repite el entrenamiento original desde cero: unos 10 minutos por combinación en GPU (9-10 min medidos en una RTX 2070 SUPER) y 1-1,5 h en CPU. No implementa la recalibración Mahalanobis sin reentrenar (subcomando calibrate) que la memoria recomienda para adaptar el modelo a planta.</w:t>
+          <w:p>
+            <w:r>
+              <w:t>Repite el entrenamiento original desde cero: unos 10 minutos por combinación en GPU (9-10 min medidos en una RTX 2070 SUPER) y 1-1,5 h en CPU. No implementa la recalibración Mahalanobis sin reentrenar (subcomando calibrate) que la memoria recomienda para adaptar el modelo a planta.</w:t>
             </w:r>
           </w:p>
         </w:tc>
       </w:tr>
     </w:tbl>
-    <w:p ns2:paraId="23E22C97" ns2:textId="02183EA3">
+    <w:p>
       <w:pPr>
-        <w:pStyle w:val="Descripcin"/>
+        <w:pStyle w:val="Caption"/>
         <w:jc w:val="center"/>
       </w:pPr>
-      <w:bookmarkStart w:id="15" w:name="_Toc233977644"/>
+      <w:bookmarkStart w:id="10" w:name="_Toc233977644"/>
       <w:r>
         <w:t xml:space="preserve">Tabla </w:t>
       </w:r>
@@ -3525,45 +3440,48 @@
       <w:r>
         <w:t xml:space="preserve"> Limitaciones conocidas</w:t>
       </w:r>
-      <w:bookmarkEnd w:id="15"/>
+      <w:bookmarkEnd w:id="10"/>
     </w:p>
-    <w:p ns2:paraId="36D55773" ns2:textId="77777777">
+    <w:p>
       <w:pPr>
-        <w:pStyle w:val="Ttulo1"/>
+        <w:pStyle w:val="Heading1"/>
         <w:jc w:val="left"/>
       </w:pPr>
-      <w:bookmarkStart w:id="16" w:name="_Toc233977728"/>
+      <w:bookmarkStart w:id="11" w:name="_Toc233977728"/>
       <w:r>
+        <w:lastRenderedPageBreak/>
         <w:t>6. Observaciones técnicas</w:t>
       </w:r>
-      <w:bookmarkEnd w:id="16"/>
+      <w:bookmarkEnd w:id="11"/>
     </w:p>
-    <w:p ns2:paraId="3188B244" ns2:textId="77777777">
+    <w:p>
       <w:pPr>
         <w:jc w:val="both"/>
       </w:pPr>
       <w:r>
-        <w:t xml:space="preserve">Inferencia en CPU o GPU (en GPU, maha_score difiere hasta 1,7e-4 relativo de CPU). En GPU el reentrenamiento usa autocast bf16, como el original. Carga perezosa con caché LRU de combinaciones (las 48 ocupan unos 2 GB). Entorno del equipo de IA: torch 2.4.1, librosa 0.11.0, soundfile 0.13.1, numpy 1.24.4. maha_score varía ≤ 6e-7 entre ejecuciones porque el encoder baraja parches incluso sin enmascarar; mse_score varía un 5-6 %. Monitorización recomendada por la memoria: recalibrar y valorar reentrenamiento si la mediana o el percentil 95 de los scores sobre periodos normales se desplaza de forma sostenida, o si la tasa de alertas en periodos nominales se duplica.</w:t>
+        <w:t>Inferencia en CPU o GPU (en GPU, maha_score difiere hasta 1,7e-4 relativo de CPU). En GPU el reentrenamiento usa autocast bf16, como el original. Carga perezosa con caché LRU de combinaciones (las 48 ocupan unos 2 GB). Entorno del equipo de IA: torch 2.4.1, librosa 0.11.0, soundfile 0.13.1, numpy 1.24.4. maha_score varía ≤ 6e-7 entre ejecuciones porque el encoder baraja parches incluso sin enmascarar; mse_score varía un 5-6 %. Monitorización recomendada por la memoria: recalibrar y valorar reentrenamiento s</w:t>
+      </w:r>
+      <w:r>
+        <w:t>i la mediana o el percentil 95 de los scores sobre periodos normales se desplaza de forma sostenida, o si la tasa de alertas en periodos nominales se duplica.</w:t>
       </w:r>
     </w:p>
-    <w:p ns2:paraId="642BAC39" ns2:textId="77777777"/>
-    <w:p ns2:paraId="6AE49187" ns2:textId="77777777"/>
-    <w:p ns2:paraId="3CCD1455" ns2:textId="77777777"/>
-    <w:p ns2:paraId="03DFC7FC" ns2:textId="77777777"/>
-    <w:p ns2:paraId="3E74D38E" ns2:textId="77777777"/>
-    <w:p ns2:paraId="0B8151BB" ns2:textId="77777777"/>
-    <w:p ns2:paraId="53E05546" ns2:textId="77777777"/>
-    <w:p ns2:paraId="7A7AF885" ns2:textId="77777777">
+    <w:p/>
+    <w:p/>
+    <w:p/>
+    <w:p/>
+    <w:p/>
+    <w:p/>
+    <w:p/>
+    <w:p>
       <w:pPr>
-        <w:pStyle w:val="Ttulo1"/>
+        <w:pStyle w:val="Heading1"/>
         <w:jc w:val="left"/>
       </w:pPr>
-      <w:bookmarkStart w:id="17" w:name="_Toc233977729"/>
+      <w:bookmarkStart w:id="12" w:name="_Toc233977729"/>
       <w:r>
-        <w:lastRenderedPageBreak/>
         <w:t>7. Fichero de prueba de referencia</w:t>
       </w:r>
-      <w:bookmarkEnd w:id="17"/>
+      <w:bookmarkEnd w:id="12"/>
     </w:p>
     <w:tbl>
       <w:tblPr>
@@ -3584,7 +3502,7 @@
         <w:gridCol w:w="2800"/>
         <w:gridCol w:w="6560"/>
       </w:tblGrid>
-      <w:tr ns2:paraId="7CCEFEF5" ns2:textId="77777777">
+      <w:tr>
         <w:tc>
           <w:tcPr>
             <w:tcW w:w="2800" w:type="dxa"/>
@@ -3602,7 +3520,7 @@
               <w:right w:w="120" w:type="dxa"/>
             </w:tcMar>
           </w:tcPr>
-          <w:p ns2:paraId="5A9D0325" ns2:textId="77777777">
+          <w:p>
             <w:r>
               <w:rPr>
                 <w:b/>
@@ -3632,14 +3550,14 @@
               <w:right w:w="120" w:type="dxa"/>
             </w:tcMar>
           </w:tcPr>
-          <w:p ns2:paraId="548E93F5" ns2:textId="77777777">
-            <w:r>
-              <w:t xml:space="preserve">22 grabaciones WAV de MIMII (data/raw/MIMII Dataset/-6_dB_fan/id_00/{normal,abnormal}/00000000-00000010.wav), puntuadas con el modelo fan/id_00/0_dB</w:t>
+          <w:p>
+            <w:r>
+              <w:t>22 grabaciones WAV de MIMII (data/raw/MIMII Dataset/-6_dB_fan/id_00/{normal,abnormal}/00000000-00000010.wav), puntuadas con el modelo fan/id_00/0_dB</w:t>
             </w:r>
           </w:p>
         </w:tc>
       </w:tr>
-      <w:tr ns2:paraId="183575F5" ns2:textId="77777777">
+      <w:tr>
         <w:tc>
           <w:tcPr>
             <w:tcW w:w="2800" w:type="dxa"/>
@@ -3657,7 +3575,7 @@
               <w:right w:w="120" w:type="dxa"/>
             </w:tcMar>
           </w:tcPr>
-          <w:p ns2:paraId="2C17FEDB" ns2:textId="77777777">
+          <w:p>
             <w:r>
               <w:rPr>
                 <w:b/>
@@ -3687,14 +3605,14 @@
               <w:right w:w="120" w:type="dxa"/>
             </w:tcMar>
           </w:tcPr>
-          <w:p ns2:paraId="2F98E928" ns2:textId="77777777">
-            <w:r>
-              <w:t xml:space="preserve">22 grabaciones de unos 10 s (11 normales y 11 anómalas); valores esperados en inbox/a41/manifest.yaml (golden_cases)</w:t>
+          <w:p>
+            <w:r>
+              <w:t>22 grabaciones de unos 10 s (11 normales y 11 anómalas); valores esperados en inbox/a41/manifest.yaml (golden_cases)</w:t>
             </w:r>
           </w:p>
         </w:tc>
       </w:tr>
-      <w:tr ns2:paraId="1BF4E262" ns2:textId="77777777">
+      <w:tr>
         <w:tc>
           <w:tcPr>
             <w:tcW w:w="2800" w:type="dxa"/>
@@ -3712,7 +3630,7 @@
               <w:right w:w="120" w:type="dxa"/>
             </w:tcMar>
           </w:tcPr>
-          <w:p ns2:paraId="55FAE3FC" ns2:textId="77777777">
+          <w:p>
             <w:r>
               <w:rPr>
                 <w:b/>
@@ -3742,20 +3660,20 @@
               <w:right w:w="120" w:type="dxa"/>
             </w:tcMar>
           </w:tcPr>
-          <w:p ns2:paraId="15092C4A" ns2:textId="77777777">
-            <w:r>
-              <w:t xml:space="preserve">22/22 dentro de tolerancia contra el endpoint real (maha_score con diferencia ≤ 2,8e-4, etiquetas idénticas): recall 1,0 y FPR 0,818 con el umbral 6,6067 (9 falsas alarmas esperadas en 11 normales)</w:t>
+          <w:p>
+            <w:r>
+              <w:t>22/22 dentro de tolerancia contra el endpoint real (maha_score con diferencia ≤ 2,8e-4, etiquetas idénticas): recall 1,0 y FPR 0,818 con el umbral 6,6067 (9 falsas alarmas esperadas en 11 normales)</w:t>
             </w:r>
           </w:p>
         </w:tc>
       </w:tr>
     </w:tbl>
-    <w:p ns2:paraId="3773E7D0" ns2:textId="48983DD0">
+    <w:p>
       <w:pPr>
-        <w:pStyle w:val="Descripcin"/>
+        <w:pStyle w:val="Caption"/>
         <w:jc w:val="center"/>
       </w:pPr>
-      <w:bookmarkStart w:id="18" w:name="_Toc233977645"/>
+      <w:bookmarkStart w:id="13" w:name="_Toc233977645"/>
       <w:r>
         <w:t xml:space="preserve">Tabla </w:t>
       </w:r>
@@ -3770,13 +3688,13 @@
       <w:r>
         <w:t xml:space="preserve"> Fichero de prueba de referencia</w:t>
       </w:r>
-      <w:bookmarkEnd w:id="18"/>
+      <w:bookmarkEnd w:id="13"/>
     </w:p>
     <w:sectPr>
-      <w:headerReference w:type="even" ns7:id="rId12"/>
-      <w:headerReference w:type="default" ns7:id="rId13"/>
-      <w:footerReference w:type="default" ns7:id="rId14"/>
-      <w:footerReference w:type="first" ns7:id="rId15"/>
+      <w:headerReference w:type="even" r:id="rId12"/>
+      <w:headerReference w:type="default" r:id="rId13"/>
+      <w:footerReference w:type="default" r:id="rId14"/>
+      <w:footerReference w:type="first" r:id="rId15"/>
       <w:pgSz w:w="11906" w:h="16838"/>
       <w:pgMar w:top="1417" w:right="1701" w:bottom="1417" w:left="1701" w:header="708" w:footer="708" w:gutter="0"/>
       <w:pgNumType w:start="1"/>
@@ -4500,6 +4418,7 @@
       <w:rPr>
         <w:rFonts w:ascii="Liberalisation sans narrow" w:eastAsia="Liberalisation sans narrow" w:hAnsi="Liberalisation sans narrow" w:cs="Liberalisation sans narrow"/>
         <w:color w:val="000000"/>
+        <w:lang w:val="en-US"/>
       </w:rPr>
     </w:pPr>
     <w:r>
@@ -4513,6 +4432,7 @@
       <w:rPr>
         <w:rFonts w:ascii="Liberalisation sans narrow" w:eastAsia="Liberalisation sans narrow" w:hAnsi="Liberalisation sans narrow" w:cs="Liberalisation sans narrow"/>
         <w:color w:val="000000"/>
+        <w:lang w:val="en-US"/>
       </w:rPr>
       <w:instrText>PAGE</w:instrText>
     </w:r>
@@ -4528,8 +4448,9 @@
         <w:rFonts w:ascii="Liberalisation sans narrow" w:eastAsia="Liberalisation sans narrow" w:hAnsi="Liberalisation sans narrow" w:cs="Liberalisation sans narrow"/>
         <w:noProof/>
         <w:color w:val="000000"/>
+        <w:lang w:val="en-US"/>
       </w:rPr>
-      <w:t xml:space="preserve">2</w:t>
+      <w:t>2</w:t>
     </w:r>
     <w:r>
       <w:rPr>
@@ -4542,24 +4463,9 @@
       <w:rPr>
         <w:rFonts w:ascii="Liberalisation sans narrow" w:eastAsia="Liberalisation sans narrow" w:hAnsi="Liberalisation sans narrow" w:cs="Liberalisation sans narrow"/>
         <w:color w:val="000000"/>
+        <w:lang w:val="en-US"/>
       </w:rPr>
-      <w:t xml:space="preserve"> |Ficha técnica – Modelo a41 (</w:t>
-    </w:r>
-    <w:proofErr w:type="spellStart"/>
-    <w:r>
-      <w:rPr>
-        <w:rFonts w:ascii="Liberalisation sans narrow" w:eastAsia="Liberalisation sans narrow" w:hAnsi="Liberalisation sans narrow" w:cs="Liberalisation sans narrow"/>
-        <w:color w:val="000000"/>
-      </w:rPr>
-      <w:t xml:space="preserve">meat-curing-machinery-acoustic-anomaly</w:t>
-    </w:r>
-    <w:proofErr w:type="spellEnd"/>
-    <w:r>
-      <w:rPr>
-        <w:rFonts w:ascii="Liberalisation sans narrow" w:eastAsia="Liberalisation sans narrow" w:hAnsi="Liberalisation sans narrow" w:cs="Liberalisation sans narrow"/>
-        <w:color w:val="000000"/>
-      </w:rPr>
-      <w:t>)</w:t>
+      <w:t xml:space="preserve"> |Ficha técnica – Modelo a41 (meat-curing-machinery-acoustic-anomaly)</w:t>
     </w:r>
   </w:p>
   <w:p>
@@ -5107,11 +5013,11 @@
     <w:name w:val="Normal"/>
     <w:qFormat/>
   </w:style>
-  <w:style w:type="paragraph" w:styleId="Ttulo1">
+  <w:style w:type="paragraph" w:styleId="Heading1">
     <w:name w:val="heading 1"/>
     <w:basedOn w:val="Normal"/>
     <w:next w:val="Normal"/>
-    <w:link w:val="Ttulo1Car"/>
+    <w:link w:val="Heading1Char"/>
     <w:uiPriority w:val="9"/>
     <w:qFormat/>
     <w:pPr>
@@ -5129,11 +5035,11 @@
       <w:szCs w:val="36"/>
     </w:rPr>
   </w:style>
-  <w:style w:type="paragraph" w:styleId="Ttulo2">
+  <w:style w:type="paragraph" w:styleId="Heading2">
     <w:name w:val="heading 2"/>
     <w:basedOn w:val="Normal"/>
     <w:next w:val="Normal"/>
-    <w:link w:val="Ttulo2Car"/>
+    <w:link w:val="Heading2Char"/>
     <w:uiPriority w:val="9"/>
     <w:semiHidden/>
     <w:unhideWhenUsed/>
@@ -5152,11 +5058,11 @@
       <w:szCs w:val="32"/>
     </w:rPr>
   </w:style>
-  <w:style w:type="paragraph" w:styleId="Ttulo3">
+  <w:style w:type="paragraph" w:styleId="Heading3">
     <w:name w:val="heading 3"/>
     <w:basedOn w:val="Normal"/>
     <w:next w:val="Normal"/>
-    <w:link w:val="Ttulo3Car"/>
+    <w:link w:val="Heading3Char"/>
     <w:uiPriority w:val="9"/>
     <w:semiHidden/>
     <w:unhideWhenUsed/>
@@ -5175,11 +5081,11 @@
       <w:szCs w:val="28"/>
     </w:rPr>
   </w:style>
-  <w:style w:type="paragraph" w:styleId="Ttulo4">
+  <w:style w:type="paragraph" w:styleId="Heading4">
     <w:name w:val="heading 4"/>
     <w:basedOn w:val="Normal"/>
     <w:next w:val="Normal"/>
-    <w:link w:val="Ttulo4Car"/>
+    <w:link w:val="Heading4Char"/>
     <w:uiPriority w:val="9"/>
     <w:semiHidden/>
     <w:unhideWhenUsed/>
@@ -5198,11 +5104,11 @@
       <w:szCs w:val="24"/>
     </w:rPr>
   </w:style>
-  <w:style w:type="paragraph" w:styleId="Ttulo5">
+  <w:style w:type="paragraph" w:styleId="Heading5">
     <w:name w:val="heading 5"/>
     <w:basedOn w:val="Normal"/>
     <w:next w:val="Normal"/>
-    <w:link w:val="Ttulo5Car"/>
+    <w:link w:val="Heading5Char"/>
     <w:uiPriority w:val="9"/>
     <w:semiHidden/>
     <w:unhideWhenUsed/>
@@ -5220,11 +5126,11 @@
       <w:color w:val="284546"/>
     </w:rPr>
   </w:style>
-  <w:style w:type="paragraph" w:styleId="Ttulo6">
+  <w:style w:type="paragraph" w:styleId="Heading6">
     <w:name w:val="heading 6"/>
     <w:basedOn w:val="Normal"/>
     <w:next w:val="Normal"/>
-    <w:link w:val="Ttulo6Car"/>
+    <w:link w:val="Heading6Char"/>
     <w:uiPriority w:val="9"/>
     <w:semiHidden/>
     <w:unhideWhenUsed/>
@@ -5244,11 +5150,11 @@
       <w:color w:val="1B2E2F"/>
     </w:rPr>
   </w:style>
-  <w:style w:type="paragraph" w:styleId="Ttulo7">
+  <w:style w:type="paragraph" w:styleId="Heading7">
     <w:name w:val="heading 7"/>
     <w:basedOn w:val="Normal"/>
     <w:next w:val="Normal"/>
-    <w:link w:val="Ttulo7Car"/>
+    <w:link w:val="Heading7Char"/>
     <w:uiPriority w:val="9"/>
     <w:unhideWhenUsed/>
     <w:qFormat/>
@@ -5266,11 +5172,11 @@
       <w:color w:val="1B2E2E" w:themeColor="accent1" w:themeShade="80"/>
     </w:rPr>
   </w:style>
-  <w:style w:type="paragraph" w:styleId="Ttulo8">
+  <w:style w:type="paragraph" w:styleId="Heading8">
     <w:name w:val="heading 8"/>
     <w:basedOn w:val="Normal"/>
     <w:next w:val="Normal"/>
-    <w:link w:val="Ttulo8Car"/>
+    <w:link w:val="Heading8Char"/>
     <w:uiPriority w:val="9"/>
     <w:unhideWhenUsed/>
     <w:qFormat/>
@@ -5290,11 +5196,11 @@
       <w:color w:val="1B2E2E" w:themeColor="accent1" w:themeShade="80"/>
     </w:rPr>
   </w:style>
-  <w:style w:type="paragraph" w:styleId="Ttulo9">
+  <w:style w:type="paragraph" w:styleId="Heading9">
     <w:name w:val="heading 9"/>
     <w:basedOn w:val="Normal"/>
     <w:next w:val="Normal"/>
-    <w:link w:val="Ttulo9Car"/>
+    <w:link w:val="Heading9Char"/>
     <w:uiPriority w:val="9"/>
     <w:semiHidden/>
     <w:unhideWhenUsed/>
@@ -5313,12 +5219,13 @@
       <w:color w:val="1B2E2E" w:themeColor="accent1" w:themeShade="80"/>
     </w:rPr>
   </w:style>
-  <w:style w:type="character" w:default="1" w:styleId="Fuentedeprrafopredeter">
+  <w:style w:type="character" w:default="1" w:styleId="DefaultParagraphFont">
     <w:name w:val="Default Paragraph Font"/>
     <w:uiPriority w:val="1"/>
+    <w:semiHidden/>
     <w:unhideWhenUsed/>
   </w:style>
-  <w:style w:type="table" w:default="1" w:styleId="Tablanormal">
+  <w:style w:type="table" w:default="1" w:styleId="TableNormal">
     <w:name w:val="Normal Table"/>
     <w:uiPriority w:val="99"/>
     <w:semiHidden/>
@@ -5333,13 +5240,13 @@
       </w:tblCellMar>
     </w:tblPr>
   </w:style>
-  <w:style w:type="numbering" w:default="1" w:styleId="Sinlista">
+  <w:style w:type="numbering" w:default="1" w:styleId="NoList">
     <w:name w:val="No List"/>
     <w:uiPriority w:val="99"/>
     <w:semiHidden/>
     <w:unhideWhenUsed/>
   </w:style>
-  <w:style w:type="table" w:customStyle="1" w:styleId="TableNormal">
+  <w:style w:type="table" w:customStyle="1" w:styleId="TableNormal0">
     <w:name w:val="TableNormal"/>
     <w:tblPr>
       <w:tblCellMar>
@@ -5350,11 +5257,11 @@
       </w:tblCellMar>
     </w:tblPr>
   </w:style>
-  <w:style w:type="paragraph" w:styleId="Ttulo">
+  <w:style w:type="paragraph" w:styleId="Title">
     <w:name w:val="Title"/>
     <w:basedOn w:val="Normal"/>
     <w:next w:val="Normal"/>
-    <w:link w:val="TtuloCar"/>
+    <w:link w:val="TitleChar"/>
     <w:uiPriority w:val="10"/>
     <w:qFormat/>
     <w:pPr>
@@ -5369,10 +5276,10 @@
       <w:szCs w:val="72"/>
     </w:rPr>
   </w:style>
-  <w:style w:type="character" w:customStyle="1" w:styleId="Ttulo1Car">
-    <w:name w:val="Título 1 Car"/>
-    <w:basedOn w:val="Fuentedeprrafopredeter"/>
-    <w:link w:val="Ttulo1"/>
+  <w:style w:type="character" w:customStyle="1" w:styleId="Heading1Char">
+    <w:name w:val="Heading 1 Char"/>
+    <w:basedOn w:val="DefaultParagraphFont"/>
+    <w:link w:val="Heading1"/>
     <w:uiPriority w:val="9"/>
     <w:rsid w:val="00AB39A2"/>
     <w:rPr>
@@ -5382,10 +5289,10 @@
       <w:szCs w:val="36"/>
     </w:rPr>
   </w:style>
-  <w:style w:type="character" w:customStyle="1" w:styleId="Ttulo2Car">
-    <w:name w:val="Título 2 Car"/>
-    <w:basedOn w:val="Fuentedeprrafopredeter"/>
-    <w:link w:val="Ttulo2"/>
+  <w:style w:type="character" w:customStyle="1" w:styleId="Heading2Char">
+    <w:name w:val="Heading 2 Char"/>
+    <w:basedOn w:val="DefaultParagraphFont"/>
+    <w:link w:val="Heading2"/>
     <w:uiPriority w:val="9"/>
     <w:rsid w:val="00AB39A2"/>
     <w:rPr>
@@ -5395,10 +5302,10 @@
       <w:szCs w:val="32"/>
     </w:rPr>
   </w:style>
-  <w:style w:type="character" w:customStyle="1" w:styleId="Ttulo3Car">
-    <w:name w:val="Título 3 Car"/>
-    <w:basedOn w:val="Fuentedeprrafopredeter"/>
-    <w:link w:val="Ttulo3"/>
+  <w:style w:type="character" w:customStyle="1" w:styleId="Heading3Char">
+    <w:name w:val="Heading 3 Char"/>
+    <w:basedOn w:val="DefaultParagraphFont"/>
+    <w:link w:val="Heading3"/>
     <w:uiPriority w:val="9"/>
     <w:rsid w:val="00AB39A2"/>
     <w:rPr>
@@ -5408,10 +5315,10 @@
       <w:szCs w:val="28"/>
     </w:rPr>
   </w:style>
-  <w:style w:type="character" w:customStyle="1" w:styleId="Ttulo4Car">
-    <w:name w:val="Título 4 Car"/>
-    <w:basedOn w:val="Fuentedeprrafopredeter"/>
-    <w:link w:val="Ttulo4"/>
+  <w:style w:type="character" w:customStyle="1" w:styleId="Heading4Char">
+    <w:name w:val="Heading 4 Char"/>
+    <w:basedOn w:val="DefaultParagraphFont"/>
+    <w:link w:val="Heading4"/>
     <w:uiPriority w:val="9"/>
     <w:rsid w:val="00AB39A2"/>
     <w:rPr>
@@ -5421,10 +5328,10 @@
       <w:szCs w:val="24"/>
     </w:rPr>
   </w:style>
-  <w:style w:type="character" w:customStyle="1" w:styleId="Ttulo5Car">
-    <w:name w:val="Título 5 Car"/>
-    <w:basedOn w:val="Fuentedeprrafopredeter"/>
-    <w:link w:val="Ttulo5"/>
+  <w:style w:type="character" w:customStyle="1" w:styleId="Heading5Char">
+    <w:name w:val="Heading 5 Char"/>
+    <w:basedOn w:val="DefaultParagraphFont"/>
+    <w:link w:val="Heading5"/>
     <w:uiPriority w:val="9"/>
     <w:rsid w:val="00AB39A2"/>
     <w:rPr>
@@ -5433,10 +5340,10 @@
       <w:color w:val="284546" w:themeColor="accent1" w:themeShade="BF"/>
     </w:rPr>
   </w:style>
-  <w:style w:type="character" w:customStyle="1" w:styleId="Ttulo6Car">
-    <w:name w:val="Título 6 Car"/>
-    <w:basedOn w:val="Fuentedeprrafopredeter"/>
-    <w:link w:val="Ttulo6"/>
+  <w:style w:type="character" w:customStyle="1" w:styleId="Heading6Char">
+    <w:name w:val="Heading 6 Char"/>
+    <w:basedOn w:val="DefaultParagraphFont"/>
+    <w:link w:val="Heading6"/>
     <w:uiPriority w:val="9"/>
     <w:rsid w:val="00AB39A2"/>
     <w:rPr>
@@ -5447,10 +5354,10 @@
       <w:color w:val="1B2E2E" w:themeColor="accent1" w:themeShade="80"/>
     </w:rPr>
   </w:style>
-  <w:style w:type="character" w:customStyle="1" w:styleId="Ttulo7Car">
-    <w:name w:val="Título 7 Car"/>
-    <w:basedOn w:val="Fuentedeprrafopredeter"/>
-    <w:link w:val="Ttulo7"/>
+  <w:style w:type="character" w:customStyle="1" w:styleId="Heading7Char">
+    <w:name w:val="Heading 7 Char"/>
+    <w:basedOn w:val="DefaultParagraphFont"/>
+    <w:link w:val="Heading7"/>
     <w:uiPriority w:val="9"/>
     <w:rsid w:val="00AB39A2"/>
     <w:rPr>
@@ -5460,10 +5367,10 @@
       <w:color w:val="1B2E2E" w:themeColor="accent1" w:themeShade="80"/>
     </w:rPr>
   </w:style>
-  <w:style w:type="character" w:customStyle="1" w:styleId="Ttulo8Car">
-    <w:name w:val="Título 8 Car"/>
-    <w:basedOn w:val="Fuentedeprrafopredeter"/>
-    <w:link w:val="Ttulo8"/>
+  <w:style w:type="character" w:customStyle="1" w:styleId="Heading8Char">
+    <w:name w:val="Heading 8 Char"/>
+    <w:basedOn w:val="DefaultParagraphFont"/>
+    <w:link w:val="Heading8"/>
     <w:uiPriority w:val="9"/>
     <w:rsid w:val="00AB39A2"/>
     <w:rPr>
@@ -5475,10 +5382,10 @@
       <w:color w:val="1B2E2E" w:themeColor="accent1" w:themeShade="80"/>
     </w:rPr>
   </w:style>
-  <w:style w:type="character" w:customStyle="1" w:styleId="Ttulo9Car">
-    <w:name w:val="Título 9 Car"/>
-    <w:basedOn w:val="Fuentedeprrafopredeter"/>
-    <w:link w:val="Ttulo9"/>
+  <w:style w:type="character" w:customStyle="1" w:styleId="Heading9Char">
+    <w:name w:val="Heading 9 Char"/>
+    <w:basedOn w:val="DefaultParagraphFont"/>
+    <w:link w:val="Heading9"/>
     <w:uiPriority w:val="9"/>
     <w:semiHidden/>
     <w:rsid w:val="00AB39A2"/>
@@ -5489,11 +5396,11 @@
       <w:color w:val="1B2E2E" w:themeColor="accent1" w:themeShade="80"/>
     </w:rPr>
   </w:style>
-  <w:style w:type="paragraph" w:styleId="Descripcin">
+  <w:style w:type="paragraph" w:styleId="Caption">
     <w:name w:val="caption"/>
     <w:basedOn w:val="Normal"/>
     <w:next w:val="Normal"/>
-    <w:link w:val="DescripcinCar"/>
+    <w:link w:val="CaptionChar"/>
     <w:unhideWhenUsed/>
     <w:qFormat/>
     <w:rsid w:val="00AB39A2"/>
@@ -5507,10 +5414,10 @@
       <w:color w:val="739A8A" w:themeColor="text2"/>
     </w:rPr>
   </w:style>
-  <w:style w:type="character" w:customStyle="1" w:styleId="TtuloCar">
-    <w:name w:val="Título Car"/>
-    <w:basedOn w:val="Fuentedeprrafopredeter"/>
-    <w:link w:val="Ttulo"/>
+  <w:style w:type="character" w:customStyle="1" w:styleId="TitleChar">
+    <w:name w:val="Title Char"/>
+    <w:basedOn w:val="DefaultParagraphFont"/>
+    <w:link w:val="Title"/>
     <w:uiPriority w:val="10"/>
     <w:rsid w:val="00AB39A2"/>
     <w:rPr>
@@ -5522,10 +5429,10 @@
       <w:szCs w:val="72"/>
     </w:rPr>
   </w:style>
-  <w:style w:type="character" w:customStyle="1" w:styleId="SubttuloCar">
-    <w:name w:val="Subtítulo Car"/>
-    <w:basedOn w:val="Fuentedeprrafopredeter"/>
-    <w:link w:val="Subttulo"/>
+  <w:style w:type="character" w:customStyle="1" w:styleId="SubtitleChar">
+    <w:name w:val="Subtitle Char"/>
+    <w:basedOn w:val="DefaultParagraphFont"/>
+    <w:link w:val="Subtitle"/>
     <w:uiPriority w:val="11"/>
     <w:rsid w:val="00AB39A2"/>
     <w:rPr>
@@ -5535,9 +5442,9 @@
       <w:szCs w:val="28"/>
     </w:rPr>
   </w:style>
-  <w:style w:type="character" w:styleId="Fuerte">
+  <w:style w:type="character" w:styleId="Strong">
     <w:name w:val="Strong"/>
-    <w:basedOn w:val="Fuentedeprrafopredeter"/>
+    <w:basedOn w:val="DefaultParagraphFont"/>
     <w:uiPriority w:val="22"/>
     <w:qFormat/>
     <w:rsid w:val="00AB39A2"/>
@@ -5546,9 +5453,9 @@
       <w:bCs/>
     </w:rPr>
   </w:style>
-  <w:style w:type="character" w:styleId="nfasis">
+  <w:style w:type="character" w:styleId="Emphasis">
     <w:name w:val="Emphasis"/>
-    <w:basedOn w:val="Fuentedeprrafopredeter"/>
+    <w:basedOn w:val="DefaultParagraphFont"/>
     <w:uiPriority w:val="20"/>
     <w:qFormat/>
     <w:rsid w:val="00AB39A2"/>
@@ -5557,7 +5464,7 @@
       <w:iCs/>
     </w:rPr>
   </w:style>
-  <w:style w:type="paragraph" w:styleId="Sinespaciado">
+  <w:style w:type="paragraph" w:styleId="NoSpacing">
     <w:name w:val="No Spacing"/>
     <w:uiPriority w:val="1"/>
     <w:qFormat/>
@@ -5566,11 +5473,11 @@
       <w:spacing w:after="0" w:line="240" w:lineRule="auto"/>
     </w:pPr>
   </w:style>
-  <w:style w:type="paragraph" w:styleId="Cita">
+  <w:style w:type="paragraph" w:styleId="Quote">
     <w:name w:val="Quote"/>
     <w:basedOn w:val="Normal"/>
     <w:next w:val="Normal"/>
-    <w:link w:val="CitaCar"/>
+    <w:link w:val="QuoteChar"/>
     <w:uiPriority w:val="29"/>
     <w:qFormat/>
     <w:rsid w:val="00AB39A2"/>
@@ -5584,10 +5491,10 @@
       <w:szCs w:val="24"/>
     </w:rPr>
   </w:style>
-  <w:style w:type="character" w:customStyle="1" w:styleId="CitaCar">
-    <w:name w:val="Cita Car"/>
-    <w:basedOn w:val="Fuentedeprrafopredeter"/>
-    <w:link w:val="Cita"/>
+  <w:style w:type="character" w:customStyle="1" w:styleId="QuoteChar">
+    <w:name w:val="Quote Char"/>
+    <w:basedOn w:val="DefaultParagraphFont"/>
+    <w:link w:val="Quote"/>
     <w:uiPriority w:val="29"/>
     <w:rsid w:val="00AB39A2"/>
     <w:rPr>
@@ -5596,11 +5503,11 @@
       <w:szCs w:val="24"/>
     </w:rPr>
   </w:style>
-  <w:style w:type="paragraph" w:styleId="Citadestacada">
+  <w:style w:type="paragraph" w:styleId="IntenseQuote">
     <w:name w:val="Intense Quote"/>
     <w:basedOn w:val="Normal"/>
     <w:next w:val="Normal"/>
-    <w:link w:val="CitadestacadaCar"/>
+    <w:link w:val="IntenseQuoteChar"/>
     <w:uiPriority w:val="30"/>
     <w:qFormat/>
     <w:rsid w:val="00AB39A2"/>
@@ -5617,10 +5524,10 @@
       <w:szCs w:val="32"/>
     </w:rPr>
   </w:style>
-  <w:style w:type="character" w:customStyle="1" w:styleId="CitadestacadaCar">
-    <w:name w:val="Cita destacada Car"/>
-    <w:basedOn w:val="Fuentedeprrafopredeter"/>
-    <w:link w:val="Citadestacada"/>
+  <w:style w:type="character" w:customStyle="1" w:styleId="IntenseQuoteChar">
+    <w:name w:val="Intense Quote Char"/>
+    <w:basedOn w:val="DefaultParagraphFont"/>
+    <w:link w:val="IntenseQuote"/>
     <w:uiPriority w:val="30"/>
     <w:rsid w:val="00AB39A2"/>
     <w:rPr>
@@ -5631,9 +5538,9 @@
       <w:szCs w:val="32"/>
     </w:rPr>
   </w:style>
-  <w:style w:type="character" w:styleId="nfasissutil">
+  <w:style w:type="character" w:styleId="SubtleEmphasis">
     <w:name w:val="Subtle Emphasis"/>
-    <w:basedOn w:val="Fuentedeprrafopredeter"/>
+    <w:basedOn w:val="DefaultParagraphFont"/>
     <w:uiPriority w:val="19"/>
     <w:qFormat/>
     <w:rsid w:val="00AB39A2"/>
@@ -5643,9 +5550,9 @@
       <w:color w:val="A3BDB2" w:themeColor="text1" w:themeTint="A6"/>
     </w:rPr>
   </w:style>
-  <w:style w:type="character" w:styleId="nfasisintenso">
+  <w:style w:type="character" w:styleId="IntenseEmphasis">
     <w:name w:val="Intense Emphasis"/>
-    <w:basedOn w:val="Fuentedeprrafopredeter"/>
+    <w:basedOn w:val="DefaultParagraphFont"/>
     <w:uiPriority w:val="21"/>
     <w:qFormat/>
     <w:rsid w:val="00AB39A2"/>
@@ -5656,9 +5563,9 @@
       <w:iCs/>
     </w:rPr>
   </w:style>
-  <w:style w:type="character" w:styleId="Referenciasutil">
+  <w:style w:type="character" w:styleId="SubtleReference">
     <w:name w:val="Subtle Reference"/>
-    <w:basedOn w:val="Fuentedeprrafopredeter"/>
+    <w:basedOn w:val="DefaultParagraphFont"/>
     <w:uiPriority w:val="31"/>
     <w:qFormat/>
     <w:rsid w:val="00AB39A2"/>
@@ -5669,9 +5576,9 @@
       <w:bdr w:val="none" w:sz="0" w:space="0" w:color="auto"/>
     </w:rPr>
   </w:style>
-  <w:style w:type="character" w:styleId="Referenciaintensa">
+  <w:style w:type="character" w:styleId="IntenseReference">
     <w:name w:val="Intense Reference"/>
-    <w:basedOn w:val="Fuentedeprrafopredeter"/>
+    <w:basedOn w:val="DefaultParagraphFont"/>
     <w:uiPriority w:val="32"/>
     <w:qFormat/>
     <w:rsid w:val="00AB39A2"/>
@@ -5683,9 +5590,9 @@
       <w:u w:val="single"/>
     </w:rPr>
   </w:style>
-  <w:style w:type="character" w:styleId="Ttulodellibro">
+  <w:style w:type="character" w:styleId="BookTitle">
     <w:name w:val="Book Title"/>
-    <w:basedOn w:val="Fuentedeprrafopredeter"/>
+    <w:basedOn w:val="DefaultParagraphFont"/>
     <w:uiPriority w:val="33"/>
     <w:qFormat/>
     <w:rsid w:val="00AB39A2"/>
@@ -5696,9 +5603,9 @@
       <w:spacing w:val="10"/>
     </w:rPr>
   </w:style>
-  <w:style w:type="paragraph" w:styleId="TtuloTDC">
+  <w:style w:type="paragraph" w:styleId="TOCHeading">
     <w:name w:val="TOC Heading"/>
-    <w:basedOn w:val="Ttulo1"/>
+    <w:basedOn w:val="Heading1"/>
     <w:next w:val="Normal"/>
     <w:uiPriority w:val="39"/>
     <w:unhideWhenUsed/>
@@ -5708,10 +5615,10 @@
       <w:outlineLvl w:val="9"/>
     </w:pPr>
   </w:style>
-  <w:style w:type="paragraph" w:styleId="Encabezado">
+  <w:style w:type="paragraph" w:styleId="Header">
     <w:name w:val="header"/>
     <w:basedOn w:val="Normal"/>
-    <w:link w:val="EncabezadoCar"/>
+    <w:link w:val="HeaderChar"/>
     <w:uiPriority w:val="99"/>
     <w:unhideWhenUsed/>
     <w:rsid w:val="00171F5E"/>
@@ -5723,17 +5630,17 @@
       <w:spacing w:after="0" w:line="240" w:lineRule="auto"/>
     </w:pPr>
   </w:style>
-  <w:style w:type="character" w:customStyle="1" w:styleId="EncabezadoCar">
-    <w:name w:val="Encabezado Car"/>
-    <w:basedOn w:val="Fuentedeprrafopredeter"/>
-    <w:link w:val="Encabezado"/>
+  <w:style w:type="character" w:customStyle="1" w:styleId="HeaderChar">
+    <w:name w:val="Header Char"/>
+    <w:basedOn w:val="DefaultParagraphFont"/>
+    <w:link w:val="Header"/>
     <w:uiPriority w:val="99"/>
     <w:rsid w:val="00171F5E"/>
   </w:style>
-  <w:style w:type="paragraph" w:styleId="Piedepgina">
+  <w:style w:type="paragraph" w:styleId="Footer">
     <w:name w:val="footer"/>
     <w:basedOn w:val="Normal"/>
-    <w:link w:val="PiedepginaCar"/>
+    <w:link w:val="FooterChar"/>
     <w:uiPriority w:val="99"/>
     <w:unhideWhenUsed/>
     <w:rsid w:val="00171F5E"/>
@@ -5745,14 +5652,14 @@
       <w:spacing w:after="0" w:line="240" w:lineRule="auto"/>
     </w:pPr>
   </w:style>
-  <w:style w:type="character" w:customStyle="1" w:styleId="PiedepginaCar">
-    <w:name w:val="Pie de página Car"/>
-    <w:basedOn w:val="Fuentedeprrafopredeter"/>
-    <w:link w:val="Piedepgina"/>
+  <w:style w:type="character" w:customStyle="1" w:styleId="FooterChar">
+    <w:name w:val="Footer Char"/>
+    <w:basedOn w:val="DefaultParagraphFont"/>
+    <w:link w:val="Footer"/>
     <w:uiPriority w:val="99"/>
     <w:rsid w:val="00171F5E"/>
   </w:style>
-  <w:style w:type="paragraph" w:styleId="TDC1">
+  <w:style w:type="paragraph" w:styleId="TOC1">
     <w:name w:val="toc 1"/>
     <w:basedOn w:val="Normal"/>
     <w:next w:val="Normal"/>
@@ -5764,7 +5671,7 @@
       <w:spacing w:after="100"/>
     </w:pPr>
   </w:style>
-  <w:style w:type="paragraph" w:styleId="TDC2">
+  <w:style w:type="paragraph" w:styleId="TOC2">
     <w:name w:val="toc 2"/>
     <w:basedOn w:val="Normal"/>
     <w:next w:val="Normal"/>
@@ -5781,7 +5688,7 @@
       <w:ind w:left="220"/>
     </w:pPr>
   </w:style>
-  <w:style w:type="paragraph" w:styleId="TDC3">
+  <w:style w:type="paragraph" w:styleId="TOC3">
     <w:name w:val="toc 3"/>
     <w:basedOn w:val="Normal"/>
     <w:next w:val="Normal"/>
@@ -5795,10 +5702,10 @@
       <w:ind w:left="440"/>
     </w:pPr>
   </w:style>
-  <w:style w:type="paragraph" w:styleId="Textonotapie">
+  <w:style w:type="paragraph" w:styleId="FootnoteText">
     <w:name w:val="footnote text"/>
     <w:basedOn w:val="Normal"/>
-    <w:link w:val="TextonotapieCar"/>
+    <w:link w:val="FootnoteTextChar"/>
     <w:uiPriority w:val="99"/>
     <w:semiHidden/>
     <w:unhideWhenUsed/>
@@ -5811,10 +5718,10 @@
       <w:szCs w:val="20"/>
     </w:rPr>
   </w:style>
-  <w:style w:type="character" w:customStyle="1" w:styleId="TextonotapieCar">
-    <w:name w:val="Texto nota pie Car"/>
-    <w:basedOn w:val="Fuentedeprrafopredeter"/>
-    <w:link w:val="Textonotapie"/>
+  <w:style w:type="character" w:customStyle="1" w:styleId="FootnoteTextChar">
+    <w:name w:val="Footnote Text Char"/>
+    <w:basedOn w:val="DefaultParagraphFont"/>
+    <w:link w:val="FootnoteText"/>
     <w:uiPriority w:val="99"/>
     <w:semiHidden/>
     <w:rsid w:val="00C81877"/>
@@ -5823,10 +5730,10 @@
       <w:szCs w:val="20"/>
     </w:rPr>
   </w:style>
-  <w:style w:type="paragraph" w:styleId="Textocomentario">
+  <w:style w:type="paragraph" w:styleId="CommentText">
     <w:name w:val="annotation text"/>
     <w:basedOn w:val="Normal"/>
-    <w:link w:val="TextocomentarioCar"/>
+    <w:link w:val="CommentTextChar"/>
     <w:uiPriority w:val="99"/>
     <w:semiHidden/>
     <w:unhideWhenUsed/>
@@ -5843,10 +5750,10 @@
       <w:lang w:val="en-US"/>
     </w:rPr>
   </w:style>
-  <w:style w:type="character" w:customStyle="1" w:styleId="TextocomentarioCar">
-    <w:name w:val="Texto comentario Car"/>
-    <w:basedOn w:val="Fuentedeprrafopredeter"/>
-    <w:link w:val="Textocomentario"/>
+  <w:style w:type="character" w:customStyle="1" w:styleId="CommentTextChar">
+    <w:name w:val="Comment Text Char"/>
+    <w:basedOn w:val="DefaultParagraphFont"/>
+    <w:link w:val="CommentText"/>
     <w:uiPriority w:val="99"/>
     <w:semiHidden/>
     <w:rsid w:val="00C81877"/>
@@ -5857,7 +5764,7 @@
       <w:lang w:val="en-US"/>
     </w:rPr>
   </w:style>
-  <w:style w:type="character" w:styleId="Refdenotaalpie">
+  <w:style w:type="character" w:styleId="FootnoteReference">
     <w:name w:val="footnote reference"/>
     <w:uiPriority w:val="99"/>
     <w:semiHidden/>
@@ -5867,9 +5774,9 @@
       <w:vertAlign w:val="superscript"/>
     </w:rPr>
   </w:style>
-  <w:style w:type="character" w:styleId="Refdecomentario">
+  <w:style w:type="character" w:styleId="CommentReference">
     <w:name w:val="annotation reference"/>
-    <w:basedOn w:val="Fuentedeprrafopredeter"/>
+    <w:basedOn w:val="DefaultParagraphFont"/>
     <w:uiPriority w:val="99"/>
     <w:semiHidden/>
     <w:unhideWhenUsed/>
@@ -5879,9 +5786,9 @@
       <w:szCs w:val="16"/>
     </w:rPr>
   </w:style>
-  <w:style w:type="character" w:styleId="Hipervnculo">
+  <w:style w:type="character" w:styleId="Hyperlink">
     <w:name w:val="Hyperlink"/>
-    <w:basedOn w:val="Fuentedeprrafopredeter"/>
+    <w:basedOn w:val="DefaultParagraphFont"/>
     <w:uiPriority w:val="99"/>
     <w:unhideWhenUsed/>
     <w:rsid w:val="00C81877"/>
@@ -5890,9 +5797,9 @@
       <w:u w:val="single"/>
     </w:rPr>
   </w:style>
-  <w:style w:type="character" w:styleId="Mencinsinresolver">
+  <w:style w:type="character" w:styleId="UnresolvedMention">
     <w:name w:val="Unresolved Mention"/>
-    <w:basedOn w:val="Fuentedeprrafopredeter"/>
+    <w:basedOn w:val="DefaultParagraphFont"/>
     <w:uiPriority w:val="99"/>
     <w:semiHidden/>
     <w:unhideWhenUsed/>
@@ -5902,9 +5809,9 @@
       <w:shd w:val="clear" w:color="auto" w:fill="E1DFDD"/>
     </w:rPr>
   </w:style>
-  <w:style w:type="table" w:styleId="Tablaconcuadrcula">
+  <w:style w:type="table" w:styleId="TableGrid">
     <w:name w:val="Table Grid"/>
-    <w:basedOn w:val="Tablanormal"/>
+    <w:basedOn w:val="TableNormal"/>
     <w:uiPriority w:val="39"/>
     <w:rsid w:val="00292DEB"/>
     <w:pPr>
@@ -5928,7 +5835,7 @@
       </w:tblBorders>
     </w:tblPr>
   </w:style>
-  <w:style w:type="paragraph" w:styleId="Tabladeilustraciones">
+  <w:style w:type="paragraph" w:styleId="TableofFigures">
     <w:name w:val="table of figures"/>
     <w:basedOn w:val="Normal"/>
     <w:next w:val="Normal"/>
@@ -5946,10 +5853,10 @@
       <w:lang w:val="en-US"/>
     </w:rPr>
   </w:style>
-  <w:style w:type="character" w:customStyle="1" w:styleId="DescripcinCar">
-    <w:name w:val="Descripción Car"/>
-    <w:basedOn w:val="Fuentedeprrafopredeter"/>
-    <w:link w:val="Descripcin"/>
+  <w:style w:type="character" w:customStyle="1" w:styleId="CaptionChar">
+    <w:name w:val="Caption Char"/>
+    <w:basedOn w:val="DefaultParagraphFont"/>
+    <w:link w:val="Caption"/>
     <w:locked/>
     <w:rsid w:val="00CE62B2"/>
     <w:rPr>
@@ -5959,11 +5866,11 @@
       <w:color w:val="739A8A" w:themeColor="text2"/>
     </w:rPr>
   </w:style>
-  <w:style w:type="paragraph" w:styleId="Subttulo">
+  <w:style w:type="paragraph" w:styleId="Subtitle">
     <w:name w:val="Subtitle"/>
     <w:basedOn w:val="Normal"/>
     <w:next w:val="Normal"/>
-    <w:link w:val="SubttuloCar"/>
+    <w:link w:val="SubtitleChar"/>
     <w:uiPriority w:val="11"/>
     <w:qFormat/>
     <w:pPr>
@@ -5978,7 +5885,7 @@
     </w:rPr>
   </w:style>
   <w:style w:type="table" w:customStyle="1" w:styleId="a">
-    <w:basedOn w:val="Tablanormal"/>
+    <w:basedOn w:val="TableNormal"/>
     <w:pPr>
       <w:spacing w:after="0" w:line="240" w:lineRule="auto"/>
     </w:pPr>
@@ -5994,7 +5901,7 @@
     </w:tblPr>
   </w:style>
   <w:style w:type="table" w:customStyle="1" w:styleId="a0">
-    <w:basedOn w:val="Tablanormal"/>
+    <w:basedOn w:val="TableNormal"/>
     <w:pPr>
       <w:spacing w:after="0" w:line="240" w:lineRule="auto"/>
     </w:pPr>
@@ -6010,7 +5917,7 @@
     </w:tblPr>
   </w:style>
   <w:style w:type="table" w:customStyle="1" w:styleId="a1">
-    <w:basedOn w:val="Tablanormal"/>
+    <w:basedOn w:val="TableNormal"/>
     <w:pPr>
       <w:spacing w:after="0" w:line="240" w:lineRule="auto"/>
     </w:pPr>
@@ -6230,28 +6137,28 @@
 </file>
 
 <file path=customXml/item1.xml><?xml version="1.0" encoding="utf-8"?>
+<b:Sources xmlns:b="http://schemas.openxmlformats.org/officeDocument/2006/bibliography" xmlns="http://schemas.openxmlformats.org/officeDocument/2006/bibliography" SelectedStyle="\APASixthEditionOfficeOnline.xsl" StyleName="APA" Version="6"/>
+</file>
+
+<file path=customXml/item2.xml><?xml version="1.0" encoding="utf-8"?>
 <go:gDocsCustomXmlDataStorage xmlns:go="http://customooxmlschemas.google.com/" xmlns:r="http://schemas.openxmlformats.org/officeDocument/2006/relationships" uri="GoogleDocsCustomDataVersion2">
   <go:docsCustomData xmlns:go="http://customooxmlschemas.google.com/" roundtripDataSignature="AMtx7mjfZHdsiCvpFOesiH+c3zMFCQ6GYw==">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</go:docsCustomData>
 </go:gDocsCustomXmlDataStorage>
 </file>
 
-<file path=customXml/item2.xml><?xml version="1.0" encoding="utf-8"?>
-<b:Sources xmlns:b="http://schemas.openxmlformats.org/officeDocument/2006/bibliography" xmlns="http://schemas.openxmlformats.org/officeDocument/2006/bibliography" SelectedStyle="\APASixthEditionOfficeOnline.xsl" StyleName="APA" Version="6"/>
+<file path=customXml/itemProps1.xml><?xml version="1.0" encoding="utf-8"?>
+<ds:datastoreItem xmlns:ds="http://schemas.openxmlformats.org/officeDocument/2006/customXml" ds:itemID="{13541E44-53E1-4E1E-8B81-150EFAC17A97}">
+  <ds:schemaRefs>
+    <ds:schemaRef ds:uri="http://schemas.openxmlformats.org/officeDocument/2006/bibliography"/>
+  </ds:schemaRefs>
+</ds:datastoreItem>
 </file>
 
-<file path=customXml/itemProps1.xml><?xml version="1.0" encoding="utf-8"?>
+<file path=customXml/itemProps2.xml><?xml version="1.0" encoding="utf-8"?>
 <ds:datastoreItem xmlns:ds="http://schemas.openxmlformats.org/officeDocument/2006/customXml" ds:itemID="{11111111-1234-1234-1234-123412341234}">
   <ds:schemaRefs>
     <ds:schemaRef ds:uri="http://customooxmlschemas.google.com/"/>
     <ds:schemaRef ds:uri="http://schemas.openxmlformats.org/officeDocument/2006/relationships"/>
   </ds:schemaRefs>
 </ds:datastoreItem>
-</file>
-
-<file path=customXml/itemProps2.xml><?xml version="1.0" encoding="utf-8"?>
-<ds:datastoreItem xmlns:ds="http://schemas.openxmlformats.org/officeDocument/2006/customXml" ds:itemID="{13541E44-53E1-4E1E-8B81-150EFAC17A97}">
-  <ds:schemaRefs>
-    <ds:schemaRef ds:uri="http://schemas.openxmlformats.org/officeDocument/2006/bibliography"/>
-  </ds:schemaRefs>
-</ds:datastoreItem>
 </file>